--- a/专利.docx
+++ b/专利.docx
@@ -921,6 +921,15 @@
           <w:szCs w:val="21"/>
           <w:shd w:val="clear" w:color="auto" w:fill="FFFFFF"/>
         </w:rPr>
+        <w:t>，即置信度</w:t>
+      </w:r>
+      <w:r>
+        <w:rPr>
+          <w:rFonts w:ascii="Segoe UI" w:hAnsi="Segoe UI" w:cs="Segoe UI" w:hint="eastAsia"/>
+          <w:color w:val="111111"/>
+          <w:szCs w:val="21"/>
+          <w:shd w:val="clear" w:color="auto" w:fill="FFFFFF"/>
+        </w:rPr>
         <w:t>，</w:t>
       </w:r>
       <w:r>
@@ -939,7 +948,34 @@
           <w:szCs w:val="21"/>
           <w:shd w:val="clear" w:color="auto" w:fill="FFFFFF"/>
         </w:rPr>
-        <w:t xml:space="preserve"> 1−</w:t>
+        <w:t xml:space="preserve"> </w:t>
+      </w:r>
+      <w:r>
+        <w:rPr>
+          <w:rFonts w:ascii="Segoe UI" w:hAnsi="Segoe UI" w:cs="Segoe UI"/>
+          <w:color w:val="111111"/>
+          <w:szCs w:val="21"/>
+          <w:shd w:val="clear" w:color="auto" w:fill="FFFFFF"/>
+        </w:rPr>
+        <w:t>H</w:t>
+      </w:r>
+      <w:r>
+        <w:rPr>
+          <w:rFonts w:ascii="Segoe UI" w:hAnsi="Segoe UI" w:cs="Segoe UI"/>
+          <w:color w:val="111111"/>
+          <w:szCs w:val="21"/>
+          <w:shd w:val="clear" w:color="auto" w:fill="FFFFFF"/>
+        </w:rPr>
+        <w:t xml:space="preserve"> = </w:t>
+      </w:r>
+      <w:r>
+        <w:rPr>
+          <w:rFonts w:ascii="Segoe UI" w:hAnsi="Segoe UI" w:cs="Segoe UI"/>
+          <w:color w:val="111111"/>
+          <w:szCs w:val="21"/>
+          <w:shd w:val="clear" w:color="auto" w:fill="FFFFFF"/>
+        </w:rPr>
+        <w:t>1−</w:t>
       </w:r>
       <w:r>
         <w:rPr>
@@ -2343,7 +2379,17 @@
           <w:szCs w:val="21"/>
           <w:shd w:val="clear" w:color="auto" w:fill="FFFFFF"/>
         </w:rPr>
-        <w:t xml:space="preserve"> W</w:t>
+        <w:t xml:space="preserve"> </w:t>
+      </w:r>
+      <w:proofErr w:type="spellStart"/>
+      <w:r>
+        <w:rPr>
+          <w:rFonts w:ascii="Segoe UI" w:hAnsi="Segoe UI" w:cs="Segoe UI"/>
+          <w:color w:val="111111"/>
+          <w:szCs w:val="21"/>
+          <w:shd w:val="clear" w:color="auto" w:fill="FFFFFF"/>
+        </w:rPr>
+        <w:t>W</w:t>
       </w:r>
       <w:r>
         <w:rPr>
@@ -2355,6 +2401,7 @@
         </w:rPr>
         <w:t>k</w:t>
       </w:r>
+      <w:proofErr w:type="spellEnd"/>
       <w:r>
         <w:rPr>
           <w:rFonts w:ascii="Segoe UI" w:hAnsi="Segoe UI" w:cs="Segoe UI"/>
@@ -3901,6 +3948,7 @@
         </w:rPr>
         <w:t>对相关性得分进行缩放和归一化，输入</w:t>
       </w:r>
+      <w:proofErr w:type="spellStart"/>
       <w:r>
         <w:rPr>
           <w:rFonts w:ascii="Segoe UI" w:hAnsi="Segoe UI" w:cs="Segoe UI"/>
@@ -3910,6 +3958,7 @@
         </w:rPr>
         <w:t>Softmax</w:t>
       </w:r>
+      <w:proofErr w:type="spellEnd"/>
       <w:r>
         <w:rPr>
           <w:rFonts w:ascii="Segoe UI" w:hAnsi="Segoe UI" w:cs="Segoe UI"/>
@@ -4277,6 +4326,7 @@
         </w:rPr>
         <w:t>的第</w:t>
       </w:r>
+      <w:proofErr w:type="spellStart"/>
       <w:r>
         <w:rPr>
           <w:rFonts w:ascii="Segoe UI" w:hAnsi="Segoe UI" w:cs="Segoe UI"/>
@@ -4286,6 +4336,7 @@
         </w:rPr>
         <w:t>i</w:t>
       </w:r>
+      <w:proofErr w:type="spellEnd"/>
       <w:r>
         <w:rPr>
           <w:rFonts w:ascii="Segoe UI" w:hAnsi="Segoe UI" w:cs="Segoe UI"/>
@@ -5018,7 +5069,31 @@
         <w:t>将整个视频片段（大小为</w:t>
       </w:r>
       <w:r>
-        <w:t>T×H×W）划分为dT/te × dH/he × dW/we个patch，每个patch包含t × h × w × 3个像素体。</w:t>
+        <w:t>T×H×W）划分为dT/</w:t>
+      </w:r>
+      <w:proofErr w:type="spellStart"/>
+      <w:r>
+        <w:t>te</w:t>
+      </w:r>
+      <w:proofErr w:type="spellEnd"/>
+      <w:r>
+        <w:t xml:space="preserve"> × </w:t>
+      </w:r>
+      <w:proofErr w:type="spellStart"/>
+      <w:r>
+        <w:t>dH</w:t>
+      </w:r>
+      <w:proofErr w:type="spellEnd"/>
+      <w:r>
+        <w:t xml:space="preserve">/he × </w:t>
+      </w:r>
+      <w:proofErr w:type="spellStart"/>
+      <w:r>
+        <w:t>dW</w:t>
+      </w:r>
+      <w:proofErr w:type="spellEnd"/>
+      <w:r>
+        <w:t>/we个patch，每个patch包含t × h × w × 3个像素体。</w:t>
       </w:r>
       <w:r>
         <w:rPr>
@@ -5072,7 +5147,15 @@
         <w:t>将音频波形划分为</w:t>
       </w:r>
       <w:r>
-        <w:t>dT′/t′e个段，每个段包含t′个波形幅度。</w:t>
+        <w:t>dT′/</w:t>
+      </w:r>
+      <w:proofErr w:type="spellStart"/>
+      <w:r>
+        <w:t>t′e</w:t>
+      </w:r>
+      <w:proofErr w:type="spellEnd"/>
+      <w:r>
+        <w:t>个段，每个段包含t′个波形幅度。</w:t>
       </w:r>
       <w:r>
         <w:rPr>
@@ -5571,12 +5654,84 @@
       </w:r>
     </w:p>
     <w:p/>
+    <w:p/>
+    <w:p>
+      <w:r>
+        <w:lastRenderedPageBreak/>
+        <w:drawing>
+          <wp:inline distT="0" distB="0" distL="0" distR="0" wp14:anchorId="3E403B91" wp14:editId="75C87BAF">
+            <wp:extent cx="5274310" cy="3601085"/>
+            <wp:effectExtent l="0" t="0" r="0" b="0"/>
+            <wp:docPr id="10" name="图片 10"/>
+            <wp:cNvGraphicFramePr>
+              <a:graphicFrameLocks xmlns:a="http://schemas.openxmlformats.org/drawingml/2006/main" noChangeAspect="1"/>
+            </wp:cNvGraphicFramePr>
+            <a:graphic xmlns:a="http://schemas.openxmlformats.org/drawingml/2006/main">
+              <a:graphicData uri="http://schemas.openxmlformats.org/drawingml/2006/picture">
+                <pic:pic xmlns:pic="http://schemas.openxmlformats.org/drawingml/2006/picture">
+                  <pic:nvPicPr>
+                    <pic:cNvPr id="1" name=""/>
+                    <pic:cNvPicPr/>
+                  </pic:nvPicPr>
+                  <pic:blipFill>
+                    <a:blip r:embed="rId11"/>
+                    <a:stretch>
+                      <a:fillRect/>
+                    </a:stretch>
+                  </pic:blipFill>
+                  <pic:spPr>
+                    <a:xfrm>
+                      <a:off x="0" y="0"/>
+                      <a:ext cx="5274310" cy="3601085"/>
+                    </a:xfrm>
+                    <a:prstGeom prst="rect">
+                      <a:avLst/>
+                    </a:prstGeom>
+                  </pic:spPr>
+                </pic:pic>
+              </a:graphicData>
+            </a:graphic>
+          </wp:inline>
+        </w:drawing>
+      </w:r>
+    </w:p>
     <w:p>
       <w:pPr>
         <w:jc w:val="center"/>
-      </w:pPr>
-      <w:r>
-        <w:lastRenderedPageBreak/>
+        <w:rPr>
+          <w:sz w:val="18"/>
+          <w:szCs w:val="20"/>
+        </w:rPr>
+      </w:pPr>
+      <w:r>
+        <w:rPr>
+          <w:rFonts w:hint="eastAsia"/>
+          <w:sz w:val="18"/>
+          <w:szCs w:val="20"/>
+        </w:rPr>
+        <w:t>图</w:t>
+      </w:r>
+      <w:r>
+        <w:rPr>
+          <w:sz w:val="18"/>
+          <w:szCs w:val="20"/>
+        </w:rPr>
+        <w:t>6</w:t>
+      </w:r>
+    </w:p>
+    <w:p/>
+    <w:p>
+      <w:pPr>
+        <w:rPr>
+          <w:rFonts w:hint="eastAsia"/>
+        </w:rPr>
+      </w:pPr>
+    </w:p>
+    <w:p>
+      <w:pPr>
+        <w:jc w:val="center"/>
+      </w:pPr>
+      <w:r>
         <w:drawing>
           <wp:inline distT="0" distB="0" distL="0" distR="0" wp14:anchorId="7B970673" wp14:editId="13782977">
             <wp:extent cx="5274310" cy="3355340"/>
@@ -5593,7 +5748,7 @@
                     <pic:cNvPicPr/>
                   </pic:nvPicPr>
                   <pic:blipFill>
-                    <a:blip r:embed="rId11"/>
+                    <a:blip r:embed="rId12"/>
                     <a:stretch>
                       <a:fillRect/>
                     </a:stretch>

--- a/专利.docx
+++ b/专利.docx
@@ -24,34 +24,27 @@
       <w:pPr>
         <w:jc w:val="center"/>
         <w:rPr>
-          <w:rFonts w:hint="eastAsia"/>
           <w:sz w:val="24"/>
           <w:szCs w:val="28"/>
         </w:rPr>
       </w:pPr>
+      <w:proofErr w:type="gramStart"/>
       <w:r>
         <w:rPr>
           <w:rFonts w:hint="eastAsia"/>
           <w:sz w:val="24"/>
           <w:szCs w:val="28"/>
         </w:rPr>
-        <w:t>低空物联网的多模态</w:t>
-      </w:r>
+        <w:t>低空物</w:t>
+      </w:r>
+      <w:proofErr w:type="gramEnd"/>
       <w:r>
         <w:rPr>
           <w:rFonts w:hint="eastAsia"/>
           <w:sz w:val="24"/>
           <w:szCs w:val="28"/>
         </w:rPr>
-        <w:t>数据</w:t>
-      </w:r>
-      <w:r>
-        <w:rPr>
-          <w:rFonts w:hint="eastAsia"/>
-          <w:sz w:val="24"/>
-          <w:szCs w:val="28"/>
-        </w:rPr>
-        <w:t>特征转换与注意力融合方法</w:t>
+        <w:t>联网的多模态数据特征转换与注意力融合方法</w:t>
       </w:r>
     </w:p>
     <w:p>
@@ -87,27 +80,54 @@
       <w:pPr>
         <w:spacing w:line="276" w:lineRule="auto"/>
         <w:ind w:firstLineChars="200" w:firstLine="420"/>
-        <w:rPr>
-          <w:rFonts w:hint="eastAsia"/>
-        </w:rPr>
-      </w:pPr>
-      <w:r>
-        <w:rPr>
-          <w:rFonts w:hint="eastAsia"/>
-        </w:rPr>
-        <w:t>本发明涉及低空物联网与人工智能领域，具体涉及一种低空物联网多模态数据特征转换与注意力融合方法，属于多模态数据处理、特征工程及深度学习融合技术范畴。所述方法广泛应用于无人机巡检、低空安防等低空智联网场景，能够针对分布在无人机、地面监控、边缘节点等多种终端设备上的视觉、声学、文本及多类型传感器等多模态数据，进行高效的特征转换、语义对齐与动态注意力融合，为多源异构数据环境下的智能分析与决策任务提供高质量的多模态</w:t>
-      </w:r>
-      <w:r>
-        <w:rPr>
-          <w:rFonts w:hint="eastAsia"/>
-        </w:rPr>
-        <w:t>数据</w:t>
-      </w:r>
-      <w:r>
-        <w:rPr>
-          <w:rFonts w:hint="eastAsia"/>
-        </w:rPr>
-        <w:t>融合基础</w:t>
+      </w:pPr>
+      <w:r>
+        <w:rPr>
+          <w:rFonts w:hint="eastAsia"/>
+        </w:rPr>
+        <w:t>本发明涉及</w:t>
+      </w:r>
+      <w:proofErr w:type="gramStart"/>
+      <w:r>
+        <w:rPr>
+          <w:rFonts w:hint="eastAsia"/>
+        </w:rPr>
+        <w:t>低空物</w:t>
+      </w:r>
+      <w:proofErr w:type="gramEnd"/>
+      <w:r>
+        <w:rPr>
+          <w:rFonts w:hint="eastAsia"/>
+        </w:rPr>
+        <w:t>联网与人工智能领域，具体涉及一种</w:t>
+      </w:r>
+      <w:proofErr w:type="gramStart"/>
+      <w:r>
+        <w:rPr>
+          <w:rFonts w:hint="eastAsia"/>
+        </w:rPr>
+        <w:t>低空物</w:t>
+      </w:r>
+      <w:proofErr w:type="gramEnd"/>
+      <w:r>
+        <w:rPr>
+          <w:rFonts w:hint="eastAsia"/>
+        </w:rPr>
+        <w:t>联网多模态数据特征转换与注意力融合方法，属于多模态数据处理、特征工程及深度学习融合技术范畴。所述方法广泛应用于无人机巡检、低空安防等</w:t>
+      </w:r>
+      <w:proofErr w:type="gramStart"/>
+      <w:r>
+        <w:rPr>
+          <w:rFonts w:hint="eastAsia"/>
+        </w:rPr>
+        <w:t>低空智</w:t>
+      </w:r>
+      <w:proofErr w:type="gramEnd"/>
+      <w:r>
+        <w:rPr>
+          <w:rFonts w:hint="eastAsia"/>
+        </w:rPr>
+        <w:t>联网场景，能够针对分布在无人机、地面监控、边缘节点等多种终端设备上的视觉、声学、文本及多类型传感器等多模态数据，进行高效的特征转换、语义对齐与动态注意力融合，为多源异构数据环境下的智能分析与决策任务提供高质量的多模态数据融合基础</w:t>
       </w:r>
     </w:p>
     <w:p>
@@ -148,7 +168,21 @@
         <w:rPr>
           <w:rFonts w:hint="eastAsia"/>
         </w:rPr>
-        <w:t>随着人工智能技术的快速发展，多模态数据处理在多个领域中变得越来越重要。多模态数据通常包括文本、图像、音频和视频等多种类型的信息。传统的单模态处理方法往往无法充分利用这些不同类型数据之间的互补性，因此多模态融合技术应运而生。多模态融合技术旨在通过整合来自不同模态的信息，提高模型的整体性能和鲁棒性。然而，现有的多模态融合方法存在一些挑战和局限性。首先，特征转换的问题。不同模态的数据具有不同的特征空间和维度，如何有效地将这些特征进行转换和映射到一个统一的表示空间中是一个关键问题。其次，跨模态注意力机制的引入虽然在一定程度上解决了不同模态之间的交互问题，但在实际应用中，如何设计一个高效且鲁棒的跨模态注意力机制仍然是一个难点。</w:t>
+        <w:t>随着人工智能技术的快速发展，多模态数据处理在多个领域中变得越来越重要。多模态数据通常包括文本、图像、音频和视频等多种类型的信息。传统的单模态处理方法往往无法充分利用这些不同类型数据之间的互补性，因此多模态融合技术应运而生。多模态融合技术旨在通过整合来自不同模态的信息，提高模型的整体性能和鲁棒性。然而，现有的多模态融合方法存在一些挑战和局限性。首先，特征转换的问题。不同模态的数据具有不同的特征空间和维度，如何有效地将这些特征进行转换和映射到一个统一的表示空间中是一个关键问题。其次，跨模态注意力机制的引入虽然在一定程度上解决了不同模态之间的交互问题，但在实际应用中，如何设计一个</w:t>
+      </w:r>
+      <w:proofErr w:type="gramStart"/>
+      <w:r>
+        <w:rPr>
+          <w:rFonts w:hint="eastAsia"/>
+        </w:rPr>
+        <w:t>高效且鲁棒</w:t>
+      </w:r>
+      <w:proofErr w:type="gramEnd"/>
+      <w:r>
+        <w:rPr>
+          <w:rFonts w:hint="eastAsia"/>
+        </w:rPr>
+        <w:t>的跨模态注意力机制仍然是一个难点。</w:t>
       </w:r>
     </w:p>
     <w:p>
@@ -160,79 +194,7 @@
         <w:rPr>
           <w:rFonts w:hint="eastAsia"/>
         </w:rPr>
-        <w:t>目前存在的问题</w:t>
-      </w:r>
-      <w:r>
-        <w:rPr>
-          <w:rFonts w:hint="eastAsia"/>
-        </w:rPr>
-        <w:t>是</w:t>
-      </w:r>
-      <w:r>
-        <w:rPr>
-          <w:rFonts w:hint="eastAsia"/>
-        </w:rPr>
-        <w:t>不同模态的数据具有不同的特征表示，如何将这些特征进行有效的转换和融合，仍然是一个技术难题。现有的方法往往依赖于手工设计的特征转换规则，这不仅耗时耗力，而且难以适应复杂的多模态数据</w:t>
-      </w:r>
-      <w:r>
-        <w:rPr>
-          <w:rFonts w:hint="eastAsia"/>
-        </w:rPr>
-        <w:t>；</w:t>
-      </w:r>
-      <w:r>
-        <w:rPr>
-          <w:rFonts w:hint="eastAsia"/>
-        </w:rPr>
-        <w:t>跨模态注意力机制的效率</w:t>
-      </w:r>
-      <w:r>
-        <w:rPr>
-          <w:rFonts w:hint="eastAsia"/>
-        </w:rPr>
-        <w:t>较低，</w:t>
-      </w:r>
-      <w:r>
-        <w:rPr>
-          <w:rFonts w:hint="eastAsia"/>
-        </w:rPr>
-        <w:t>虽然跨模态注意力机制在多模态融合中表现出色，但其计算复杂度较高，尤其是在处理大规模数据时，计算资源的消耗成为一个瓶颈。此外，如何设计一个能够自适应不同模态之间关系的注意力机制，仍然是一个开放性问题</w:t>
-      </w:r>
-      <w:r>
-        <w:rPr>
-          <w:rFonts w:hint="eastAsia"/>
-        </w:rPr>
-        <w:t>；最后是多模态</w:t>
-      </w:r>
-      <w:r>
-        <w:rPr>
-          <w:rFonts w:hint="eastAsia"/>
-        </w:rPr>
-        <w:t>数据</w:t>
-      </w:r>
-      <w:r>
-        <w:rPr>
-          <w:rFonts w:hint="eastAsia"/>
-        </w:rPr>
-        <w:t>的</w:t>
-      </w:r>
-      <w:r>
-        <w:rPr>
-          <w:rFonts w:hint="eastAsia"/>
-        </w:rPr>
-        <w:t>稀疏性和不平衡性</w:t>
-      </w:r>
-      <w:r>
-        <w:rPr>
-          <w:rFonts w:hint="eastAsia"/>
-        </w:rPr>
-        <w:t>，比如</w:t>
-      </w:r>
-      <w:r>
-        <w:rPr>
-          <w:rFonts w:hint="eastAsia"/>
-        </w:rPr>
-        <w:t>某些模态的数据可能非常丰富，而其他模态的数据则相对稀缺。如何在数据稀疏和不平衡的情况下进行有效的多模态融合，是一个亟待解决的问题。</w:t>
+        <w:t>目前存在的问题是不同模态的数据具有不同的特征表示，如何将这些特征进行有效的转换和融合，仍然是一个技术难题。现有的方法往往依赖于手工设计的特征转换规则，这不仅耗时耗力，而且难以适应复杂的多模态数据；跨模态注意力机制的效率较低，虽然跨模态注意力机制在多模态融合中表现出色，但其计算复杂度较高，尤其是在处理大规模数据时，计算资源的消耗成为一个瓶颈。此外，如何设计一个能够自适应不同模态之间关系的注意力机制，仍然是一个开放性问题；最后是多模态数据的稀疏性和不平衡性，比如某些模态的数据可能非常丰富，而其他模态的数据则相对稀缺。如何在数据稀疏和不平衡的情况下进行有效的多模态融合，是一个亟待解决的问题。</w:t>
       </w:r>
     </w:p>
     <w:p>
@@ -268,7 +230,27 @@
           <w:szCs w:val="21"/>
           <w:shd w:val="clear" w:color="auto" w:fill="FFFFFF"/>
         </w:rPr>
-        <w:t>随着低空智联网和人工智能技术的快速发展，面向无人机巡检、低空安防、应急响应等多元化业务场景，低空空间中涌现出大量多模态数据。</w:t>
+        <w:t>随着</w:t>
+      </w:r>
+      <w:proofErr w:type="gramStart"/>
+      <w:r>
+        <w:rPr>
+          <w:rFonts w:ascii="Segoe UI" w:hAnsi="Segoe UI" w:cs="Segoe UI"/>
+          <w:color w:val="111111"/>
+          <w:szCs w:val="21"/>
+          <w:shd w:val="clear" w:color="auto" w:fill="FFFFFF"/>
+        </w:rPr>
+        <w:t>低空智</w:t>
+      </w:r>
+      <w:proofErr w:type="gramEnd"/>
+      <w:r>
+        <w:rPr>
+          <w:rFonts w:ascii="Segoe UI" w:hAnsi="Segoe UI" w:cs="Segoe UI"/>
+          <w:color w:val="111111"/>
+          <w:szCs w:val="21"/>
+          <w:shd w:val="clear" w:color="auto" w:fill="FFFFFF"/>
+        </w:rPr>
+        <w:t>联网和人工智能技术的快速发展，面向无人机巡检、低空安防、应急响应等多元化业务场景，低空空间中涌现出大量多模态数据。</w:t>
       </w:r>
       <w:r>
         <w:rPr>
@@ -335,16 +317,53 @@
           <w:szCs w:val="21"/>
           <w:shd w:val="clear" w:color="auto" w:fill="FFFFFF"/>
         </w:rPr>
-        <w:t>传统的单模态处理方法往往无法充分利用多源异构数据之间的互补性，难以满足低空复杂环境下对实时性、鲁棒性和高效智能决策的需求。因此，多模态融合技术应运而生，其目标是通过整合来自不同模态的信息，提高模型的整体性能和鲁棒性。然而，现有的多模态融合方法仍存在诸多挑战和局限性。具体而言，低空场景下多源异构数据在分布式采集过程中，往往因终端差异导致采集时间、空间位置和数据格式等方面存在不一致，如何实现高效的数据同步和一致性预处理成为实现有效融合的前提。同时，不同模态的数据具有各自独立的特征空间和维度，如何将这些特征进行有效转换并映射到统一的表示空间，是当前多模态融合的关键难题。尽管跨模态注意力机制在一定程度上提升了模态间的交互能力，但在低空智联网高动态、强干扰、带宽受限等复杂环境下，设计高效且鲁棒的注意力机制依然面临巨大挑战。此外，多模态数据的稀疏性和不平衡性问题也尤为突出，部分模态数据丰富而其他模态数据则稀缺或质量不佳，如何在数据不完整、分布不均的情况下实现有效融合，是亟待解决的技术难题。</w:t>
+        <w:t>传统的单模态处理方法往往无法充分利用多源异构数据之间的互补性，难以满足低空复杂环境下对实时性、鲁棒性和高效智能决策的需求。因此，多模态融合技术应运而生，其目标是通过整合来自不同模态的信息，提高模型的整体性能和鲁棒性。然而，现有的多模态融合方法仍存在诸多挑战和局限性。具体而言，低空场景下多源异构数据在分布式采集过程中，往往因终端差异导致采集时间、空间位置和数据格式等方面存在不一致，如何实现高效的数据同步和一致性预处理成为实现有效融合的前提。同时，不同模态的数据具有各自独立的特征空间和维度，如何将这些特征进行有效转换并映射到统一的表示空间，是当前多模态融合的关键难题。尽管跨模态注意力机制在一定程度上提升了模态间的交互能力，但在</w:t>
+      </w:r>
+      <w:proofErr w:type="gramStart"/>
+      <w:r>
+        <w:rPr>
+          <w:rFonts w:ascii="Segoe UI" w:hAnsi="Segoe UI" w:cs="Segoe UI"/>
+          <w:color w:val="111111"/>
+          <w:szCs w:val="21"/>
+          <w:shd w:val="clear" w:color="auto" w:fill="FFFFFF"/>
+        </w:rPr>
+        <w:t>低空智联网高</w:t>
+      </w:r>
+      <w:proofErr w:type="gramEnd"/>
+      <w:r>
+        <w:rPr>
+          <w:rFonts w:ascii="Segoe UI" w:hAnsi="Segoe UI" w:cs="Segoe UI"/>
+          <w:color w:val="111111"/>
+          <w:szCs w:val="21"/>
+          <w:shd w:val="clear" w:color="auto" w:fill="FFFFFF"/>
+        </w:rPr>
+        <w:t>动态、强干扰、带宽受限等复杂环境下，设计</w:t>
+      </w:r>
+      <w:proofErr w:type="gramStart"/>
+      <w:r>
+        <w:rPr>
+          <w:rFonts w:ascii="Segoe UI" w:hAnsi="Segoe UI" w:cs="Segoe UI"/>
+          <w:color w:val="111111"/>
+          <w:szCs w:val="21"/>
+          <w:shd w:val="clear" w:color="auto" w:fill="FFFFFF"/>
+        </w:rPr>
+        <w:t>高效且鲁棒</w:t>
+      </w:r>
+      <w:proofErr w:type="gramEnd"/>
+      <w:r>
+        <w:rPr>
+          <w:rFonts w:ascii="Segoe UI" w:hAnsi="Segoe UI" w:cs="Segoe UI"/>
+          <w:color w:val="111111"/>
+          <w:szCs w:val="21"/>
+          <w:shd w:val="clear" w:color="auto" w:fill="FFFFFF"/>
+        </w:rPr>
+        <w:t>的注意力机制依然面临巨大挑战。此外，多模态数据的稀疏性和不平衡性问题也尤为突出，部分模态数据丰富而其他模态数据则稀缺或质量不佳，如何在数据不完整、分布不均的情况下实现有效融合，是亟待解决的技术难题。</w:t>
       </w:r>
     </w:p>
     <w:p>
       <w:pPr>
         <w:spacing w:line="276" w:lineRule="auto"/>
         <w:ind w:firstLineChars="200" w:firstLine="420"/>
-        <w:rPr>
-          <w:rFonts w:hint="eastAsia"/>
-        </w:rPr>
       </w:pPr>
       <w:r>
         <w:rPr>
@@ -407,9 +426,6 @@
       <w:pPr>
         <w:spacing w:line="276" w:lineRule="auto"/>
         <w:ind w:firstLineChars="200" w:firstLine="420"/>
-        <w:rPr>
-          <w:rFonts w:hint="eastAsia"/>
-        </w:rPr>
       </w:pPr>
       <w:r>
         <w:rPr>
@@ -435,11 +451,19 @@
       <w:r>
         <w:t>一种</w:t>
       </w:r>
-      <w:r>
-        <w:rPr>
-          <w:rFonts w:hint="eastAsia"/>
-        </w:rPr>
-        <w:t>低空物联网的多模态数据特征转换与注意力融合方法</w:t>
+      <w:proofErr w:type="gramStart"/>
+      <w:r>
+        <w:rPr>
+          <w:rFonts w:hint="eastAsia"/>
+        </w:rPr>
+        <w:t>低空物</w:t>
+      </w:r>
+      <w:proofErr w:type="gramEnd"/>
+      <w:r>
+        <w:rPr>
+          <w:rFonts w:hint="eastAsia"/>
+        </w:rPr>
+        <w:t>联网的多模态数据特征转换与注意力融合方法</w:t>
       </w:r>
       <w:r>
         <w:t>，其方法包括：</w:t>
@@ -463,52 +487,39 @@
         <w:rPr>
           <w:rFonts w:hint="eastAsia"/>
         </w:rPr>
+        <w:t>、特征转换与统一语义空间构建</w:t>
+      </w:r>
+    </w:p>
+    <w:p>
+      <w:pPr>
+        <w:spacing w:line="276" w:lineRule="auto"/>
+        <w:ind w:firstLineChars="200" w:firstLine="420"/>
+      </w:pPr>
+      <w:r>
+        <w:t>S11</w:t>
+      </w:r>
+      <w:r>
+        <w:rPr>
+          <w:rFonts w:hint="eastAsia"/>
+        </w:rPr>
         <w:t>、</w:t>
       </w:r>
       <w:r>
-        <w:rPr>
-          <w:rFonts w:hint="eastAsia"/>
-        </w:rPr>
-        <w:t>特征转换与统一语义空间构建</w:t>
-      </w:r>
-    </w:p>
-    <w:p>
-      <w:pPr>
-        <w:spacing w:line="276" w:lineRule="auto"/>
-        <w:ind w:firstLineChars="200" w:firstLine="420"/>
-      </w:pPr>
-      <w:r>
-        <w:t>S11</w:t>
-      </w:r>
-      <w:r>
-        <w:rPr>
-          <w:rFonts w:hint="eastAsia"/>
-        </w:rPr>
-        <w:t>、</w:t>
-      </w:r>
-      <w:r>
         <w:t>数据特征收集与整理</w:t>
       </w:r>
       <w:r>
         <w:rPr>
           <w:rFonts w:hint="eastAsia"/>
         </w:rPr>
-        <w:t>,</w:t>
-      </w:r>
-      <w:r>
-        <w:rPr>
-          <w:rFonts w:hint="eastAsia"/>
-        </w:rPr>
-        <w:t xml:space="preserve"> </w:t>
-      </w:r>
-      <w:r>
-        <w:rPr>
-          <w:rFonts w:hint="eastAsia"/>
-        </w:rPr>
-        <w:t>针对</w:t>
-      </w:r>
-      <w:r>
-        <w:t>低空智联网应用场景，分别在无人机、地面监控、边缘节点等终端采集视觉（如摄像头图像）、声学（环境音、语音）、文本（任务指令、日志）等多模态</w:t>
+        <w:t>, 针对</w:t>
+      </w:r>
+      <w:proofErr w:type="gramStart"/>
+      <w:r>
+        <w:t>低空智</w:t>
+      </w:r>
+      <w:proofErr w:type="gramEnd"/>
+      <w:r>
+        <w:t>联网应用场景，分别在无人机、地面监控、边缘节点等终端采集视觉（如摄像头图像）、声学（环境音、语音）、文本（任务指令、日志）等多模态</w:t>
       </w:r>
       <w:r>
         <w:rPr>
@@ -523,25 +534,7 @@
         <w:rPr>
           <w:rFonts w:hint="eastAsia"/>
         </w:rPr>
-        <w:t>的原始连续特征。对每个模态</w:t>
-      </w:r>
-      <w:r>
-        <w:rPr>
-          <w:rFonts w:hint="eastAsia"/>
-        </w:rPr>
-        <w:t>进行源数据格式和特征的转换</w:t>
-      </w:r>
-      <w:r>
-        <w:rPr>
-          <w:rFonts w:hint="eastAsia"/>
-        </w:rPr>
-        <w:t>，</w:t>
-      </w:r>
-      <w:r>
-        <w:rPr>
-          <w:rFonts w:hint="eastAsia"/>
-        </w:rPr>
-        <w:t>每个模态的数据通过特定的分词层（</w:t>
+        <w:t>的原始连续特征。对每个模态进行源数据格式和特征的转换，每个模态的数据通过特定的分词层（</w:t>
       </w:r>
       <w:r>
         <w:t>tokenization layer）转换为嵌入向量，然后输入到Transformer编码器中</w:t>
@@ -641,25 +634,7 @@
         <w:rPr>
           <w:rFonts w:hint="eastAsia"/>
         </w:rPr>
-        <w:t>将每个模态的离散特征索引统一构建为离散语义词汇表，作为后续多模态融合的输入</w:t>
-      </w:r>
-      <w:r>
-        <w:rPr>
-          <w:rFonts w:hint="eastAsia"/>
-        </w:rPr>
-        <w:t>，</w:t>
-      </w:r>
-      <w:r>
-        <w:rPr>
-          <w:rFonts w:hint="eastAsia"/>
-        </w:rPr>
-        <w:t>这种方式在显著降低特征维度的同时，保证了特征的可区分性和表达能力，减少计算复杂度</w:t>
-      </w:r>
-      <w:r>
-        <w:rPr>
-          <w:rFonts w:hint="eastAsia"/>
-        </w:rPr>
-        <w:t>。</w:t>
+        <w:t>将每个模态的离散特征索引统一构建为离散语义词汇表，作为后续多模态融合的输入，这种方式在显著降低特征维度的同时，保证了特征的可区分性和表达能力，减少计算复杂度。</w:t>
       </w:r>
     </w:p>
     <w:p>
@@ -707,7 +682,21 @@
         <w:rPr>
           <w:rFonts w:hint="eastAsia"/>
         </w:rPr>
-        <w:t>，对原始文本数据，采用分词、去除停用词等基础处理。通过预训练文本嵌入模型（如</w:t>
+        <w:t>，对原始文本数据，采用分词、去除停用词等基础处理。通过</w:t>
+      </w:r>
+      <w:proofErr w:type="gramStart"/>
+      <w:r>
+        <w:rPr>
+          <w:rFonts w:hint="eastAsia"/>
+        </w:rPr>
+        <w:t>预训练</w:t>
+      </w:r>
+      <w:proofErr w:type="gramEnd"/>
+      <w:r>
+        <w:rPr>
+          <w:rFonts w:hint="eastAsia"/>
+        </w:rPr>
+        <w:t>文本嵌入模型（如</w:t>
       </w:r>
       <w:r>
         <w:t>Word2Vec/BERT等）将文本转换为统一维度（如128维）的向量表示。</w:t>
@@ -734,7 +723,21 @@
         <w:rPr>
           <w:rFonts w:hint="eastAsia"/>
         </w:rPr>
-        <w:t>，嵌入层参数可通过端到端训练优化，以适应下游任务需求。</w:t>
+        <w:t>，嵌入层参数可通过端到</w:t>
+      </w:r>
+      <w:proofErr w:type="gramStart"/>
+      <w:r>
+        <w:rPr>
+          <w:rFonts w:hint="eastAsia"/>
+        </w:rPr>
+        <w:t>端训练</w:t>
+      </w:r>
+      <w:proofErr w:type="gramEnd"/>
+      <w:r>
+        <w:rPr>
+          <w:rFonts w:hint="eastAsia"/>
+        </w:rPr>
+        <w:t>优化，以适应下游任务需求。</w:t>
       </w:r>
     </w:p>
     <w:p>
@@ -791,16 +794,7 @@
           <w:szCs w:val="21"/>
           <w:shd w:val="clear" w:color="auto" w:fill="FFFFFF"/>
         </w:rPr>
-        <w:t>S</w:t>
-      </w:r>
-      <w:r>
-        <w:rPr>
-          <w:rFonts w:ascii="Segoe UI" w:hAnsi="Segoe UI" w:cs="Segoe UI"/>
-          <w:color w:val="111111"/>
-          <w:szCs w:val="21"/>
-          <w:shd w:val="clear" w:color="auto" w:fill="FFFFFF"/>
-        </w:rPr>
-        <w:t>3</w:t>
+        <w:t>S3</w:t>
       </w:r>
       <w:r>
         <w:rPr>
@@ -831,25 +825,7 @@
           <w:szCs w:val="21"/>
           <w:shd w:val="clear" w:color="auto" w:fill="FFFFFF"/>
         </w:rPr>
-        <w:t>S</w:t>
-      </w:r>
-      <w:r>
-        <w:rPr>
-          <w:rFonts w:ascii="Segoe UI" w:hAnsi="Segoe UI" w:cs="Segoe UI"/>
-          <w:color w:val="111111"/>
-          <w:szCs w:val="21"/>
-          <w:shd w:val="clear" w:color="auto" w:fill="FFFFFF"/>
-        </w:rPr>
-        <w:t>3</w:t>
-      </w:r>
-      <w:r>
-        <w:rPr>
-          <w:rFonts w:ascii="Segoe UI" w:hAnsi="Segoe UI" w:cs="Segoe UI"/>
-          <w:color w:val="111111"/>
-          <w:szCs w:val="21"/>
-          <w:shd w:val="clear" w:color="auto" w:fill="FFFFFF"/>
-        </w:rPr>
-        <w:t>1</w:t>
+        <w:t>S31</w:t>
       </w:r>
       <w:r>
         <w:rPr>
@@ -867,8 +843,27 @@
           <w:szCs w:val="21"/>
           <w:shd w:val="clear" w:color="auto" w:fill="FFFFFF"/>
         </w:rPr>
-        <w:t>，</w:t>
-      </w:r>
+        <w:t>，对每个模态的嵌入特征，计算其分布的熵（</w:t>
+      </w:r>
+      <w:r>
+        <w:rPr>
+          <w:rFonts w:ascii="Segoe UI" w:hAnsi="Segoe UI" w:cs="Segoe UI"/>
+          <w:color w:val="111111"/>
+          <w:szCs w:val="21"/>
+          <w:shd w:val="clear" w:color="auto" w:fill="FFFFFF"/>
+        </w:rPr>
+        <w:t>Entropy</w:t>
+      </w:r>
+      <w:r>
+        <w:rPr>
+          <w:rFonts w:ascii="Segoe UI" w:hAnsi="Segoe UI" w:cs="Segoe UI"/>
+          <w:color w:val="111111"/>
+          <w:szCs w:val="21"/>
+          <w:shd w:val="clear" w:color="auto" w:fill="FFFFFF"/>
+        </w:rPr>
+        <w:t>），</w:t>
+      </w:r>
+      <w:proofErr w:type="gramStart"/>
       <w:r>
         <w:rPr>
           <w:rFonts w:ascii="Segoe UI" w:hAnsi="Segoe UI" w:cs="Segoe UI" w:hint="eastAsia"/>
@@ -876,25 +871,26 @@
           <w:szCs w:val="21"/>
           <w:shd w:val="clear" w:color="auto" w:fill="FFFFFF"/>
         </w:rPr>
-        <w:t>对每个模态的嵌入特征，计算其分布的熵（</w:t>
-      </w:r>
-      <w:r>
-        <w:rPr>
-          <w:rFonts w:ascii="Segoe UI" w:hAnsi="Segoe UI" w:cs="Segoe UI"/>
-          <w:color w:val="111111"/>
-          <w:szCs w:val="21"/>
-          <w:shd w:val="clear" w:color="auto" w:fill="FFFFFF"/>
-        </w:rPr>
-        <w:t>Entropy</w:t>
-      </w:r>
-      <w:r>
-        <w:rPr>
-          <w:rFonts w:ascii="Segoe UI" w:hAnsi="Segoe UI" w:cs="Segoe UI"/>
-          <w:color w:val="111111"/>
-          <w:szCs w:val="21"/>
-          <w:shd w:val="clear" w:color="auto" w:fill="FFFFFF"/>
-        </w:rPr>
-        <w:t>），</w:t>
+        <w:t>通过熵来</w:t>
+      </w:r>
+      <w:r>
+        <w:rPr>
+          <w:rFonts w:ascii="Segoe UI" w:hAnsi="Segoe UI" w:cs="Segoe UI"/>
+          <w:color w:val="111111"/>
+          <w:szCs w:val="21"/>
+          <w:shd w:val="clear" w:color="auto" w:fill="FFFFFF"/>
+        </w:rPr>
+        <w:t>反映</w:t>
+      </w:r>
+      <w:proofErr w:type="gramEnd"/>
+      <w:r>
+        <w:rPr>
+          <w:rFonts w:ascii="Segoe UI" w:hAnsi="Segoe UI" w:cs="Segoe UI"/>
+          <w:color w:val="111111"/>
+          <w:szCs w:val="21"/>
+          <w:shd w:val="clear" w:color="auto" w:fill="FFFFFF"/>
+        </w:rPr>
+        <w:t>特征的稳定性</w:t>
       </w:r>
       <w:r>
         <w:rPr>
@@ -903,79 +899,16 @@
           <w:szCs w:val="21"/>
           <w:shd w:val="clear" w:color="auto" w:fill="FFFFFF"/>
         </w:rPr>
-        <w:t>通过熵来</w:t>
-      </w:r>
-      <w:r>
-        <w:rPr>
-          <w:rFonts w:ascii="Segoe UI" w:hAnsi="Segoe UI" w:cs="Segoe UI"/>
-          <w:color w:val="111111"/>
-          <w:szCs w:val="21"/>
-          <w:shd w:val="clear" w:color="auto" w:fill="FFFFFF"/>
-        </w:rPr>
-        <w:t>反映特征的稳定性</w:t>
-      </w:r>
-      <w:r>
-        <w:rPr>
-          <w:rFonts w:ascii="Segoe UI" w:hAnsi="Segoe UI" w:cs="Segoe UI" w:hint="eastAsia"/>
-          <w:color w:val="111111"/>
-          <w:szCs w:val="21"/>
-          <w:shd w:val="clear" w:color="auto" w:fill="FFFFFF"/>
-        </w:rPr>
-        <w:t>，即置信度</w:t>
-      </w:r>
-      <w:r>
-        <w:rPr>
-          <w:rFonts w:ascii="Segoe UI" w:hAnsi="Segoe UI" w:cs="Segoe UI" w:hint="eastAsia"/>
-          <w:color w:val="111111"/>
-          <w:szCs w:val="21"/>
-          <w:shd w:val="clear" w:color="auto" w:fill="FFFFFF"/>
-        </w:rPr>
-        <w:t>，</w:t>
-      </w:r>
-      <w:r>
-        <w:rPr>
-          <w:rFonts w:ascii="Segoe UI" w:hAnsi="Segoe UI" w:cs="Segoe UI" w:hint="eastAsia"/>
-          <w:color w:val="111111"/>
-          <w:szCs w:val="21"/>
-          <w:shd w:val="clear" w:color="auto" w:fill="FFFFFF"/>
-        </w:rPr>
-        <w:t>采用公式</w:t>
-      </w:r>
-      <w:r>
-        <w:rPr>
-          <w:rFonts w:ascii="Segoe UI" w:hAnsi="Segoe UI" w:cs="Segoe UI"/>
-          <w:color w:val="111111"/>
-          <w:szCs w:val="21"/>
-          <w:shd w:val="clear" w:color="auto" w:fill="FFFFFF"/>
-        </w:rPr>
-        <w:t xml:space="preserve"> </w:t>
-      </w:r>
-      <w:r>
-        <w:rPr>
-          <w:rFonts w:ascii="Segoe UI" w:hAnsi="Segoe UI" w:cs="Segoe UI"/>
-          <w:color w:val="111111"/>
-          <w:szCs w:val="21"/>
-          <w:shd w:val="clear" w:color="auto" w:fill="FFFFFF"/>
-        </w:rPr>
-        <w:t>H</w:t>
-      </w:r>
-      <w:r>
-        <w:rPr>
-          <w:rFonts w:ascii="Segoe UI" w:hAnsi="Segoe UI" w:cs="Segoe UI"/>
-          <w:color w:val="111111"/>
-          <w:szCs w:val="21"/>
-          <w:shd w:val="clear" w:color="auto" w:fill="FFFFFF"/>
-        </w:rPr>
-        <w:t xml:space="preserve"> = </w:t>
-      </w:r>
-      <w:r>
-        <w:rPr>
-          <w:rFonts w:ascii="Segoe UI" w:hAnsi="Segoe UI" w:cs="Segoe UI"/>
-          <w:color w:val="111111"/>
-          <w:szCs w:val="21"/>
-          <w:shd w:val="clear" w:color="auto" w:fill="FFFFFF"/>
-        </w:rPr>
-        <w:t>1−</w:t>
+        <w:t>，即置信度，采用公式</w:t>
+      </w:r>
+      <w:r>
+        <w:rPr>
+          <w:rFonts w:ascii="Segoe UI" w:hAnsi="Segoe UI" w:cs="Segoe UI"/>
+          <w:color w:val="111111"/>
+          <w:szCs w:val="21"/>
+          <w:shd w:val="clear" w:color="auto" w:fill="FFFFFF"/>
+        </w:rPr>
+        <w:t xml:space="preserve"> H = 1−</w:t>
       </w:r>
       <w:r>
         <w:rPr>
@@ -1061,13 +994,10 @@
           <w:szCs w:val="21"/>
           <w:shd w:val="clear" w:color="auto" w:fill="FFFFFF"/>
         </w:rPr>
-        <w:t>为特征维度，熵越低，特征越稳定，置信度越高。</w:t>
-      </w:r>
-    </w:p>
-    <w:p>
-      <w:pPr>
-        <w:spacing w:line="276" w:lineRule="auto"/>
-        <w:ind w:firstLineChars="200" w:firstLine="420"/>
+        <w:t>为特征维度，</w:t>
+      </w:r>
+      <w:proofErr w:type="gramStart"/>
+      <w:r>
         <w:rPr>
           <w:rFonts w:ascii="Cambria Math" w:hAnsi="Cambria Math" w:cs="Segoe UI"/>
           <w:iCs/>
@@ -1075,6 +1005,31 @@
           <w:szCs w:val="21"/>
           <w:shd w:val="clear" w:color="auto" w:fill="FFFFFF"/>
         </w:rPr>
+        <w:t>熵越低</w:t>
+      </w:r>
+      <w:proofErr w:type="gramEnd"/>
+      <w:r>
+        <w:rPr>
+          <w:rFonts w:ascii="Cambria Math" w:hAnsi="Cambria Math" w:cs="Segoe UI"/>
+          <w:iCs/>
+          <w:color w:val="111111"/>
+          <w:szCs w:val="21"/>
+          <w:shd w:val="clear" w:color="auto" w:fill="FFFFFF"/>
+        </w:rPr>
+        <w:t>，特征越稳定，置信度越高。</w:t>
+      </w:r>
+    </w:p>
+    <w:p>
+      <w:pPr>
+        <w:spacing w:line="276" w:lineRule="auto"/>
+        <w:ind w:firstLineChars="200" w:firstLine="420"/>
+        <w:rPr>
+          <w:rFonts w:ascii="Cambria Math" w:hAnsi="Cambria Math" w:cs="Segoe UI"/>
+          <w:iCs/>
+          <w:color w:val="111111"/>
+          <w:szCs w:val="21"/>
+          <w:shd w:val="clear" w:color="auto" w:fill="FFFFFF"/>
+        </w:rPr>
       </w:pPr>
       <w:r>
         <w:rPr>
@@ -1084,27 +1039,7 @@
           <w:szCs w:val="21"/>
           <w:shd w:val="clear" w:color="auto" w:fill="FFFFFF"/>
         </w:rPr>
-        <w:t>S</w:t>
-      </w:r>
-      <w:r>
-        <w:rPr>
-          <w:rFonts w:eastAsiaTheme="minorHAnsi" w:cs="Segoe UI"/>
-          <w:iCs/>
-          <w:color w:val="111111"/>
-          <w:szCs w:val="21"/>
-          <w:shd w:val="clear" w:color="auto" w:fill="FFFFFF"/>
-        </w:rPr>
-        <w:t>3</w:t>
-      </w:r>
-      <w:r>
-        <w:rPr>
-          <w:rFonts w:eastAsiaTheme="minorHAnsi" w:cs="Segoe UI"/>
-          <w:iCs/>
-          <w:color w:val="111111"/>
-          <w:szCs w:val="21"/>
-          <w:shd w:val="clear" w:color="auto" w:fill="FFFFFF"/>
-        </w:rPr>
-        <w:t>2、特征质</w:t>
+        <w:t>S32、特征质</w:t>
       </w:r>
       <w:r>
         <w:rPr>
@@ -1124,7 +1059,7 @@
           <w:szCs w:val="21"/>
           <w:shd w:val="clear" w:color="auto" w:fill="FFFFFF"/>
         </w:rPr>
-        <w:t>，</w:t>
+        <w:t>，利用两层全连接神经网络（</w:t>
       </w:r>
       <w:r>
         <w:rPr>
@@ -1134,7 +1069,17 @@
           <w:szCs w:val="21"/>
           <w:shd w:val="clear" w:color="auto" w:fill="FFFFFF"/>
         </w:rPr>
-        <w:t>利用两层全连接神经网络（</w:t>
+        <w:t>FC</w:t>
+      </w:r>
+      <w:r>
+        <w:rPr>
+          <w:rFonts w:ascii="Cambria Math" w:hAnsi="Cambria Math" w:cs="Segoe UI"/>
+          <w:iCs/>
+          <w:color w:val="111111"/>
+          <w:szCs w:val="21"/>
+          <w:shd w:val="clear" w:color="auto" w:fill="FFFFFF"/>
+        </w:rPr>
+        <w:t>），输入模态特征的均值，输出该模态的质量评分</w:t>
       </w:r>
       <w:r>
         <w:rPr>
@@ -1144,9 +1089,13 @@
           <w:szCs w:val="21"/>
           <w:shd w:val="clear" w:color="auto" w:fill="FFFFFF"/>
         </w:rPr>
-        <w:t>FC</w:t>
-      </w:r>
-      <w:r>
+        <w:t>，通过端到端训练，使网络能自动学习判断特征的内在质量。</w:t>
+      </w:r>
+    </w:p>
+    <w:p>
+      <w:pPr>
+        <w:spacing w:line="276" w:lineRule="auto"/>
+        <w:ind w:firstLineChars="200" w:firstLine="420"/>
         <w:rPr>
           <w:rFonts w:ascii="Cambria Math" w:hAnsi="Cambria Math" w:cs="Segoe UI"/>
           <w:iCs/>
@@ -1154,8 +1103,7 @@
           <w:szCs w:val="21"/>
           <w:shd w:val="clear" w:color="auto" w:fill="FFFFFF"/>
         </w:rPr>
-        <w:t>），输入模态特征的均值，输出该模态的质量评分</w:t>
-      </w:r>
+      </w:pPr>
       <w:r>
         <w:rPr>
           <w:rFonts w:ascii="Cambria Math" w:hAnsi="Cambria Math" w:cs="Segoe UI" w:hint="eastAsia"/>
@@ -1164,33 +1112,9 @@
           <w:szCs w:val="21"/>
           <w:shd w:val="clear" w:color="auto" w:fill="FFFFFF"/>
         </w:rPr>
-        <w:t>，</w:t>
-      </w:r>
-      <w:r>
-        <w:rPr>
-          <w:rFonts w:ascii="Cambria Math" w:hAnsi="Cambria Math" w:cs="Segoe UI" w:hint="eastAsia"/>
-          <w:iCs/>
-          <w:color w:val="111111"/>
-          <w:szCs w:val="21"/>
-          <w:shd w:val="clear" w:color="auto" w:fill="FFFFFF"/>
-        </w:rPr>
-        <w:t>通过端到端训练，使网络能自动学习判断特征的内在质量</w:t>
-      </w:r>
-      <w:r>
-        <w:rPr>
-          <w:rFonts w:ascii="Cambria Math" w:hAnsi="Cambria Math" w:cs="Segoe UI" w:hint="eastAsia"/>
-          <w:iCs/>
-          <w:color w:val="111111"/>
-          <w:szCs w:val="21"/>
-          <w:shd w:val="clear" w:color="auto" w:fill="FFFFFF"/>
-        </w:rPr>
-        <w:t>。</w:t>
-      </w:r>
-    </w:p>
-    <w:p>
-      <w:pPr>
-        <w:spacing w:line="276" w:lineRule="auto"/>
-        <w:ind w:firstLineChars="200" w:firstLine="420"/>
+        <w:t>联合特征熵与</w:t>
+      </w:r>
+      <w:r>
         <w:rPr>
           <w:rFonts w:ascii="Cambria Math" w:hAnsi="Cambria Math" w:cs="Segoe UI"/>
           <w:iCs/>
@@ -1198,16 +1122,7 @@
           <w:szCs w:val="21"/>
           <w:shd w:val="clear" w:color="auto" w:fill="FFFFFF"/>
         </w:rPr>
-      </w:pPr>
-      <w:r>
-        <w:rPr>
-          <w:rFonts w:ascii="Cambria Math" w:hAnsi="Cambria Math" w:cs="Segoe UI" w:hint="eastAsia"/>
-          <w:iCs/>
-          <w:color w:val="111111"/>
-          <w:szCs w:val="21"/>
-          <w:shd w:val="clear" w:color="auto" w:fill="FFFFFF"/>
-        </w:rPr>
-        <w:t>联合特征熵与</w:t>
+        <w:t>MLP</w:t>
       </w:r>
       <w:r>
         <w:rPr>
@@ -1217,25 +1132,15 @@
           <w:szCs w:val="21"/>
           <w:shd w:val="clear" w:color="auto" w:fill="FFFFFF"/>
         </w:rPr>
-        <w:t>MLP</w:t>
-      </w:r>
-      <w:r>
+        <w:t>质量评分：</w:t>
+      </w:r>
+    </w:p>
+    <w:p>
+      <w:pPr>
+        <w:spacing w:line="276" w:lineRule="auto"/>
+        <w:ind w:firstLineChars="200" w:firstLine="420"/>
         <w:rPr>
           <w:rFonts w:ascii="Cambria Math" w:hAnsi="Cambria Math" w:cs="Segoe UI"/>
-          <w:iCs/>
-          <w:color w:val="111111"/>
-          <w:szCs w:val="21"/>
-          <w:shd w:val="clear" w:color="auto" w:fill="FFFFFF"/>
-        </w:rPr>
-        <w:t>质量评分：</w:t>
-      </w:r>
-    </w:p>
-    <w:p>
-      <w:pPr>
-        <w:spacing w:line="276" w:lineRule="auto"/>
-        <w:ind w:firstLineChars="200" w:firstLine="420"/>
-        <w:rPr>
-          <w:rFonts w:ascii="Cambria Math" w:hAnsi="Cambria Math" w:cs="Segoe UI" w:hint="eastAsia"/>
           <w:iCs/>
           <w:color w:val="111111"/>
           <w:szCs w:val="21"/>
@@ -1406,25 +1311,7 @@
           <w:szCs w:val="21"/>
           <w:shd w:val="clear" w:color="auto" w:fill="FFFFFF"/>
         </w:rPr>
-        <w:t>S</w:t>
-      </w:r>
-      <w:r>
-        <w:rPr>
-          <w:rFonts w:ascii="Segoe UI" w:hAnsi="Segoe UI" w:cs="Segoe UI"/>
-          <w:color w:val="111111"/>
-          <w:szCs w:val="21"/>
-          <w:shd w:val="clear" w:color="auto" w:fill="FFFFFF"/>
-        </w:rPr>
-        <w:t>3</w:t>
-      </w:r>
-      <w:r>
-        <w:rPr>
-          <w:rFonts w:ascii="Segoe UI" w:hAnsi="Segoe UI" w:cs="Segoe UI"/>
-          <w:color w:val="111111"/>
-          <w:szCs w:val="21"/>
-          <w:shd w:val="clear" w:color="auto" w:fill="FFFFFF"/>
-        </w:rPr>
-        <w:t>3</w:t>
+        <w:t>S33</w:t>
       </w:r>
       <w:r>
         <w:rPr>
@@ -1442,7 +1329,44 @@
           <w:szCs w:val="21"/>
           <w:shd w:val="clear" w:color="auto" w:fill="FFFFFF"/>
         </w:rPr>
-        <w:t>对特征稳定性得分与特征质量评分进行加权融合</w:t>
+        <w:t>对特征稳定性得分与特征质量评分进行加权融合，可以设置权重λ</w:t>
+      </w:r>
+      <w:r>
+        <w:rPr>
+          <w:rFonts w:ascii="Segoe UI" w:hAnsi="Segoe UI" w:cs="Segoe UI"/>
+          <w:color w:val="111111"/>
+          <w:szCs w:val="21"/>
+          <w:shd w:val="clear" w:color="auto" w:fill="FFFFFF"/>
+        </w:rPr>
+        <w:t>=0.6</w:t>
+      </w:r>
+      <w:r>
+        <w:rPr>
+          <w:rFonts w:ascii="Segoe UI" w:hAnsi="Segoe UI" w:cs="Segoe UI"/>
+          <w:color w:val="111111"/>
+          <w:szCs w:val="21"/>
+          <w:shd w:val="clear" w:color="auto" w:fill="FFFFFF"/>
+        </w:rPr>
+        <w:t>，得到最终模态置信度</w:t>
+      </w:r>
+      <w:r>
+        <w:rPr>
+          <w:rFonts w:ascii="Segoe UI" w:hAnsi="Segoe UI" w:cs="Segoe UI"/>
+          <w:color w:val="111111"/>
+          <w:szCs w:val="21"/>
+          <w:shd w:val="clear" w:color="auto" w:fill="FFFFFF"/>
+        </w:rPr>
+        <w:t>C</w:t>
+      </w:r>
+      <w:r>
+        <w:rPr>
+          <w:rFonts w:ascii="Segoe UI" w:hAnsi="Segoe UI" w:cs="Segoe UI"/>
+          <w:color w:val="111111"/>
+          <w:szCs w:val="21"/>
+          <w:shd w:val="clear" w:color="auto" w:fill="FFFFFF"/>
+          <w:vertAlign w:val="subscript"/>
+        </w:rPr>
+        <w:t>m</w:t>
       </w:r>
       <w:r>
         <w:rPr>
@@ -1451,8 +1375,9 @@
           <w:szCs w:val="21"/>
           <w:shd w:val="clear" w:color="auto" w:fill="FFFFFF"/>
         </w:rPr>
-        <w:t>，可以设置</w:t>
-      </w:r>
+        <w:t>，计算得到的置信</w:t>
+      </w:r>
+      <w:proofErr w:type="gramStart"/>
       <w:r>
         <w:rPr>
           <w:rFonts w:ascii="Segoe UI" w:hAnsi="Segoe UI" w:cs="Segoe UI" w:hint="eastAsia"/>
@@ -1460,45 +1385,9 @@
           <w:szCs w:val="21"/>
           <w:shd w:val="clear" w:color="auto" w:fill="FFFFFF"/>
         </w:rPr>
-        <w:t>权重λ</w:t>
-      </w:r>
-      <w:r>
-        <w:rPr>
-          <w:rFonts w:ascii="Segoe UI" w:hAnsi="Segoe UI" w:cs="Segoe UI"/>
-          <w:color w:val="111111"/>
-          <w:szCs w:val="21"/>
-          <w:shd w:val="clear" w:color="auto" w:fill="FFFFFF"/>
-        </w:rPr>
-        <w:t>=0.6</w:t>
-      </w:r>
-      <w:r>
-        <w:rPr>
-          <w:rFonts w:ascii="Segoe UI" w:hAnsi="Segoe UI" w:cs="Segoe UI"/>
-          <w:color w:val="111111"/>
-          <w:szCs w:val="21"/>
-          <w:shd w:val="clear" w:color="auto" w:fill="FFFFFF"/>
-        </w:rPr>
-        <w:t>，得到最终模态置信度</w:t>
-      </w:r>
-      <w:r>
-        <w:rPr>
-          <w:rFonts w:ascii="Segoe UI" w:hAnsi="Segoe UI" w:cs="Segoe UI"/>
-          <w:color w:val="111111"/>
-          <w:szCs w:val="21"/>
-          <w:shd w:val="clear" w:color="auto" w:fill="FFFFFF"/>
-        </w:rPr>
-        <w:t>C</w:t>
-      </w:r>
-      <w:r>
-        <w:rPr>
-          <w:rFonts w:ascii="Segoe UI" w:hAnsi="Segoe UI" w:cs="Segoe UI"/>
-          <w:color w:val="111111"/>
-          <w:szCs w:val="21"/>
-          <w:shd w:val="clear" w:color="auto" w:fill="FFFFFF"/>
-          <w:vertAlign w:val="subscript"/>
-        </w:rPr>
-        <w:t>m</w:t>
-      </w:r>
+        <w:t>度反映</w:t>
+      </w:r>
+      <w:proofErr w:type="gramEnd"/>
       <w:r>
         <w:rPr>
           <w:rFonts w:ascii="Segoe UI" w:hAnsi="Segoe UI" w:cs="Segoe UI" w:hint="eastAsia"/>
@@ -1506,25 +1395,7 @@
           <w:szCs w:val="21"/>
           <w:shd w:val="clear" w:color="auto" w:fill="FFFFFF"/>
         </w:rPr>
-        <w:t>，计算得到的</w:t>
-      </w:r>
-      <w:r>
-        <w:rPr>
-          <w:rFonts w:ascii="Segoe UI" w:hAnsi="Segoe UI" w:cs="Segoe UI" w:hint="eastAsia"/>
-          <w:color w:val="111111"/>
-          <w:szCs w:val="21"/>
-          <w:shd w:val="clear" w:color="auto" w:fill="FFFFFF"/>
-        </w:rPr>
-        <w:t>置信度反映当前模态在样本中的可靠性</w:t>
-      </w:r>
-      <w:r>
-        <w:rPr>
-          <w:rFonts w:ascii="Segoe UI" w:hAnsi="Segoe UI" w:cs="Segoe UI" w:hint="eastAsia"/>
-          <w:color w:val="111111"/>
-          <w:szCs w:val="21"/>
-          <w:shd w:val="clear" w:color="auto" w:fill="FFFFFF"/>
-        </w:rPr>
-        <w:t>，后续可以根据置信度对三种模态各自的权重进行调整；</w:t>
+        <w:t>当前模态在样本中的可靠性，后续可以根据置信度对三种模态各自的权重进行调整；</w:t>
       </w:r>
     </w:p>
     <w:p>
@@ -1545,25 +1416,7 @@
           <w:szCs w:val="21"/>
           <w:shd w:val="clear" w:color="auto" w:fill="FFFFFF"/>
         </w:rPr>
-        <w:t>S</w:t>
-      </w:r>
-      <w:r>
-        <w:rPr>
-          <w:rFonts w:ascii="Segoe UI" w:hAnsi="Segoe UI" w:cs="Segoe UI"/>
-          <w:color w:val="111111"/>
-          <w:szCs w:val="21"/>
-          <w:shd w:val="clear" w:color="auto" w:fill="FFFFFF"/>
-        </w:rPr>
-        <w:t>3</w:t>
-      </w:r>
-      <w:r>
-        <w:rPr>
-          <w:rFonts w:ascii="Segoe UI" w:hAnsi="Segoe UI" w:cs="Segoe UI"/>
-          <w:color w:val="111111"/>
-          <w:szCs w:val="21"/>
-          <w:shd w:val="clear" w:color="auto" w:fill="FFFFFF"/>
-        </w:rPr>
-        <w:t>4</w:t>
+        <w:t>S34</w:t>
       </w:r>
       <w:r>
         <w:rPr>
@@ -1937,19 +1790,19 @@
         <w:spacing w:line="276" w:lineRule="auto"/>
         <w:ind w:firstLineChars="200" w:firstLine="420"/>
         <w:rPr>
+          <w:rFonts w:ascii="Segoe UI" w:hAnsi="Segoe UI" w:cs="Segoe UI"/>
+          <w:color w:val="111111"/>
+          <w:szCs w:val="21"/>
+          <w:shd w:val="clear" w:color="auto" w:fill="FFFFFF"/>
+        </w:rPr>
+      </w:pPr>
+      <w:r>
+        <w:rPr>
           <w:rFonts w:ascii="Segoe UI" w:hAnsi="Segoe UI" w:cs="Segoe UI" w:hint="eastAsia"/>
           <w:color w:val="111111"/>
           <w:szCs w:val="21"/>
           <w:shd w:val="clear" w:color="auto" w:fill="FFFFFF"/>
         </w:rPr>
-      </w:pPr>
-      <w:r>
-        <w:rPr>
-          <w:rFonts w:ascii="Segoe UI" w:hAnsi="Segoe UI" w:cs="Segoe UI" w:hint="eastAsia"/>
-          <w:color w:val="111111"/>
-          <w:szCs w:val="21"/>
-          <w:shd w:val="clear" w:color="auto" w:fill="FFFFFF"/>
-        </w:rPr>
         <w:t>置信度高的模态权重被放大，置信度低的模态权重被抑制，实现对噪声模态的自动抑制和高质量信息的增强。</w:t>
       </w:r>
     </w:p>
@@ -1958,38 +1811,20 @@
         <w:spacing w:line="276" w:lineRule="auto"/>
         <w:ind w:firstLineChars="200" w:firstLine="420"/>
         <w:rPr>
-          <w:rFonts w:ascii="Segoe UI" w:hAnsi="Segoe UI" w:cs="Segoe UI" w:hint="eastAsia"/>
-          <w:color w:val="111111"/>
-          <w:szCs w:val="21"/>
-          <w:shd w:val="clear" w:color="auto" w:fill="FFFFFF"/>
-        </w:rPr>
-      </w:pPr>
-      <w:r>
-        <w:rPr>
-          <w:rFonts w:ascii="Segoe UI" w:hAnsi="Segoe UI" w:cs="Segoe UI"/>
-          <w:color w:val="111111"/>
-          <w:szCs w:val="21"/>
-          <w:shd w:val="clear" w:color="auto" w:fill="FFFFFF"/>
-        </w:rPr>
-        <w:t>S</w:t>
-      </w:r>
-      <w:r>
-        <w:rPr>
-          <w:rFonts w:ascii="Segoe UI" w:hAnsi="Segoe UI" w:cs="Segoe UI"/>
-          <w:color w:val="111111"/>
-          <w:szCs w:val="21"/>
-          <w:shd w:val="clear" w:color="auto" w:fill="FFFFFF"/>
-        </w:rPr>
-        <w:t>3</w:t>
-      </w:r>
-      <w:r>
-        <w:rPr>
-          <w:rFonts w:ascii="Segoe UI" w:hAnsi="Segoe UI" w:cs="Segoe UI"/>
-          <w:color w:val="111111"/>
-          <w:szCs w:val="21"/>
-          <w:shd w:val="clear" w:color="auto" w:fill="FFFFFF"/>
-        </w:rPr>
-        <w:t>5</w:t>
+          <w:rFonts w:ascii="Segoe UI" w:hAnsi="Segoe UI" w:cs="Segoe UI"/>
+          <w:color w:val="111111"/>
+          <w:szCs w:val="21"/>
+          <w:shd w:val="clear" w:color="auto" w:fill="FFFFFF"/>
+        </w:rPr>
+      </w:pPr>
+      <w:r>
+        <w:rPr>
+          <w:rFonts w:ascii="Segoe UI" w:hAnsi="Segoe UI" w:cs="Segoe UI"/>
+          <w:color w:val="111111"/>
+          <w:szCs w:val="21"/>
+          <w:shd w:val="clear" w:color="auto" w:fill="FFFFFF"/>
+        </w:rPr>
+        <w:t>S35</w:t>
       </w:r>
       <w:r>
         <w:rPr>
@@ -2116,26 +1951,38 @@
         <w:ind w:firstLineChars="200" w:firstLine="420"/>
       </w:pPr>
       <w:r>
+        <w:t>S4、三元组动态跨模态注意力机制设计</w:t>
+      </w:r>
+    </w:p>
+    <w:p>
+      <w:pPr>
+        <w:spacing w:line="276" w:lineRule="auto"/>
+        <w:ind w:firstLineChars="200" w:firstLine="420"/>
+        <w:rPr>
+          <w:rFonts w:ascii="Segoe UI" w:hAnsi="Segoe UI" w:cs="Segoe UI"/>
+          <w:color w:val="111111"/>
+          <w:szCs w:val="21"/>
+          <w:shd w:val="clear" w:color="auto" w:fill="FFFFFF"/>
+        </w:rPr>
+      </w:pPr>
+      <w:r>
+        <w:rPr>
+          <w:rFonts w:ascii="Segoe UI" w:hAnsi="Segoe UI" w:cs="Segoe UI" w:hint="eastAsia"/>
+          <w:color w:val="111111"/>
+          <w:szCs w:val="21"/>
+          <w:shd w:val="clear" w:color="auto" w:fill="FFFFFF"/>
+        </w:rPr>
         <w:t>S</w:t>
       </w:r>
       <w:r>
-        <w:t>4</w:t>
-      </w:r>
-      <w:r>
-        <w:t>、三元组动态跨模态注意力机制设计</w:t>
-      </w:r>
-    </w:p>
-    <w:p>
-      <w:pPr>
-        <w:spacing w:line="276" w:lineRule="auto"/>
-        <w:ind w:firstLineChars="200" w:firstLine="420"/>
-        <w:rPr>
-          <w:rFonts w:ascii="Segoe UI" w:hAnsi="Segoe UI" w:cs="Segoe UI"/>
-          <w:color w:val="111111"/>
-          <w:szCs w:val="21"/>
-          <w:shd w:val="clear" w:color="auto" w:fill="FFFFFF"/>
-        </w:rPr>
-      </w:pPr>
+        <w:rPr>
+          <w:rFonts w:ascii="Segoe UI" w:hAnsi="Segoe UI" w:cs="Segoe UI"/>
+          <w:color w:val="111111"/>
+          <w:szCs w:val="21"/>
+          <w:shd w:val="clear" w:color="auto" w:fill="FFFFFF"/>
+        </w:rPr>
+        <w:t>41</w:t>
+      </w:r>
       <w:r>
         <w:rPr>
           <w:rFonts w:ascii="Segoe UI" w:hAnsi="Segoe UI" w:cs="Segoe UI" w:hint="eastAsia"/>
@@ -2143,33 +1990,6 @@
           <w:szCs w:val="21"/>
           <w:shd w:val="clear" w:color="auto" w:fill="FFFFFF"/>
         </w:rPr>
-        <w:t>S</w:t>
-      </w:r>
-      <w:r>
-        <w:rPr>
-          <w:rFonts w:ascii="Segoe UI" w:hAnsi="Segoe UI" w:cs="Segoe UI"/>
-          <w:color w:val="111111"/>
-          <w:szCs w:val="21"/>
-          <w:shd w:val="clear" w:color="auto" w:fill="FFFFFF"/>
-        </w:rPr>
-        <w:t>4</w:t>
-      </w:r>
-      <w:r>
-        <w:rPr>
-          <w:rFonts w:ascii="Segoe UI" w:hAnsi="Segoe UI" w:cs="Segoe UI"/>
-          <w:color w:val="111111"/>
-          <w:szCs w:val="21"/>
-          <w:shd w:val="clear" w:color="auto" w:fill="FFFFFF"/>
-        </w:rPr>
-        <w:t>1</w:t>
-      </w:r>
-      <w:r>
-        <w:rPr>
-          <w:rFonts w:ascii="Segoe UI" w:hAnsi="Segoe UI" w:cs="Segoe UI" w:hint="eastAsia"/>
-          <w:color w:val="111111"/>
-          <w:szCs w:val="21"/>
-          <w:shd w:val="clear" w:color="auto" w:fill="FFFFFF"/>
-        </w:rPr>
         <w:t>、</w:t>
       </w:r>
       <w:r>
@@ -2179,16 +1999,7 @@
           <w:szCs w:val="21"/>
           <w:shd w:val="clear" w:color="auto" w:fill="FFFFFF"/>
         </w:rPr>
-        <w:t>分别对</w:t>
-      </w:r>
-      <w:r>
-        <w:rPr>
-          <w:rFonts w:ascii="Segoe UI" w:hAnsi="Segoe UI" w:cs="Segoe UI"/>
-          <w:color w:val="111111"/>
-          <w:szCs w:val="21"/>
-          <w:shd w:val="clear" w:color="auto" w:fill="FFFFFF"/>
-        </w:rPr>
-        <w:t>优化后</w:t>
+        <w:t>分别对优化后</w:t>
       </w:r>
       <w:r>
         <w:rPr>
@@ -2690,16 +2501,7 @@
             <w:szCs w:val="21"/>
             <w:shd w:val="clear" w:color="auto" w:fill="FFFFFF"/>
           </w:rPr>
-          <m:t>A</m:t>
-        </m:r>
-        <m:r>
-          <w:rPr>
-            <w:rFonts w:ascii="Cambria Math" w:hAnsi="Cambria Math" w:cs="Segoe UI"/>
-            <w:color w:val="111111"/>
-            <w:szCs w:val="21"/>
-            <w:shd w:val="clear" w:color="auto" w:fill="FFFFFF"/>
-          </w:rPr>
-          <m:t xml:space="preserve">∈ </m:t>
+          <m:t xml:space="preserve">A∈ </m:t>
         </m:r>
         <m:sSup>
           <m:sSupPr>
@@ -2837,16 +2639,7 @@
               <w:szCs w:val="21"/>
               <w:shd w:val="clear" w:color="auto" w:fill="FFFFFF"/>
             </w:rPr>
-            <m:t>T                K</m:t>
-          </m:r>
-          <m:r>
-            <w:rPr>
-              <w:rFonts w:ascii="Cambria Math" w:hAnsi="Cambria Math" w:cs="Segoe UI"/>
-              <w:color w:val="111111"/>
-              <w:szCs w:val="21"/>
-              <w:shd w:val="clear" w:color="auto" w:fill="FFFFFF"/>
-            </w:rPr>
-            <m:t>=</m:t>
+            <m:t>T                K=</m:t>
           </m:r>
           <m:sSub>
             <m:sSubPr>
@@ -2890,16 +2683,7 @@
               <w:szCs w:val="21"/>
               <w:shd w:val="clear" w:color="auto" w:fill="FFFFFF"/>
             </w:rPr>
-            <m:t>V                V</m:t>
-          </m:r>
-          <m:r>
-            <w:rPr>
-              <w:rFonts w:ascii="Cambria Math" w:hAnsi="Cambria Math" w:cs="Segoe UI"/>
-              <w:color w:val="111111"/>
-              <w:szCs w:val="21"/>
-              <w:shd w:val="clear" w:color="auto" w:fill="FFFFFF"/>
-            </w:rPr>
-            <m:t>=</m:t>
+            <m:t>V                V=</m:t>
           </m:r>
           <m:sSub>
             <m:sSubPr>
@@ -2953,7 +2737,7 @@
         <w:spacing w:line="276" w:lineRule="auto"/>
         <w:ind w:firstLineChars="200" w:firstLine="420"/>
         <w:rPr>
-          <w:rFonts w:ascii="Segoe UI" w:hAnsi="Segoe UI" w:cs="Segoe UI" w:hint="eastAsia"/>
+          <w:rFonts w:ascii="Segoe UI" w:hAnsi="Segoe UI" w:cs="Segoe UI"/>
           <w:color w:val="111111"/>
           <w:szCs w:val="21"/>
           <w:shd w:val="clear" w:color="auto" w:fill="FFFFFF"/>
@@ -3856,25 +3640,7 @@
           <w:szCs w:val="21"/>
           <w:shd w:val="clear" w:color="auto" w:fill="FFFFFF"/>
         </w:rPr>
-        <w:t>S</w:t>
-      </w:r>
-      <w:r>
-        <w:rPr>
-          <w:rFonts w:ascii="Segoe UI" w:hAnsi="Segoe UI" w:cs="Segoe UI"/>
-          <w:color w:val="111111"/>
-          <w:szCs w:val="21"/>
-          <w:shd w:val="clear" w:color="auto" w:fill="FFFFFF"/>
-        </w:rPr>
-        <w:t>4</w:t>
-      </w:r>
-      <w:r>
-        <w:rPr>
-          <w:rFonts w:ascii="Segoe UI" w:hAnsi="Segoe UI" w:cs="Segoe UI"/>
-          <w:color w:val="111111"/>
-          <w:szCs w:val="21"/>
-          <w:shd w:val="clear" w:color="auto" w:fill="FFFFFF"/>
-        </w:rPr>
-        <w:t>2</w:t>
+        <w:t>S42</w:t>
       </w:r>
       <w:r>
         <w:rPr>
@@ -3937,7 +3703,57 @@
           <w:szCs w:val="21"/>
           <w:shd w:val="clear" w:color="auto" w:fill="FFFFFF"/>
         </w:rPr>
-        <w:t>，</w:t>
+        <w:t>，对相关性得分进行缩放和归一化，输入</w:t>
+      </w:r>
+      <w:proofErr w:type="spellStart"/>
+      <w:r>
+        <w:rPr>
+          <w:rFonts w:ascii="Segoe UI" w:hAnsi="Segoe UI" w:cs="Segoe UI"/>
+          <w:color w:val="111111"/>
+          <w:szCs w:val="21"/>
+          <w:shd w:val="clear" w:color="auto" w:fill="FFFFFF"/>
+        </w:rPr>
+        <w:t>Softmax</w:t>
+      </w:r>
+      <w:proofErr w:type="spellEnd"/>
+      <w:r>
+        <w:rPr>
+          <w:rFonts w:ascii="Segoe UI" w:hAnsi="Segoe UI" w:cs="Segoe UI"/>
+          <w:color w:val="111111"/>
+          <w:szCs w:val="21"/>
+          <w:shd w:val="clear" w:color="auto" w:fill="FFFFFF"/>
+        </w:rPr>
+        <w:t>层，获得注意力权重分布，表征文本与视觉之间的依赖强度。</w:t>
+      </w:r>
+    </w:p>
+    <w:p>
+      <w:pPr>
+        <w:spacing w:line="276" w:lineRule="auto"/>
+        <w:ind w:firstLineChars="200" w:firstLine="420"/>
+        <w:rPr>
+          <w:rFonts w:ascii="Segoe UI" w:hAnsi="Segoe UI" w:cs="Segoe UI"/>
+          <w:color w:val="111111"/>
+          <w:szCs w:val="21"/>
+          <w:shd w:val="clear" w:color="auto" w:fill="FFFFFF"/>
+        </w:rPr>
+      </w:pPr>
+      <w:r>
+        <w:rPr>
+          <w:rFonts w:ascii="Segoe UI" w:hAnsi="Segoe UI" w:cs="Segoe UI"/>
+          <w:color w:val="111111"/>
+          <w:szCs w:val="21"/>
+          <w:shd w:val="clear" w:color="auto" w:fill="FFFFFF"/>
+        </w:rPr>
+        <w:t>S43</w:t>
+      </w:r>
+      <w:r>
+        <w:rPr>
+          <w:rFonts w:ascii="Segoe UI" w:hAnsi="Segoe UI" w:cs="Segoe UI"/>
+          <w:color w:val="111111"/>
+          <w:szCs w:val="21"/>
+          <w:shd w:val="clear" w:color="auto" w:fill="FFFFFF"/>
+        </w:rPr>
+        <w:t>、注意力加权与特征融合</w:t>
       </w:r>
       <w:r>
         <w:rPr>
@@ -3946,93 +3762,7 @@
           <w:szCs w:val="21"/>
           <w:shd w:val="clear" w:color="auto" w:fill="FFFFFF"/>
         </w:rPr>
-        <w:t>对相关性得分进行缩放和归一化，输入</w:t>
-      </w:r>
-      <w:proofErr w:type="spellStart"/>
-      <w:r>
-        <w:rPr>
-          <w:rFonts w:ascii="Segoe UI" w:hAnsi="Segoe UI" w:cs="Segoe UI"/>
-          <w:color w:val="111111"/>
-          <w:szCs w:val="21"/>
-          <w:shd w:val="clear" w:color="auto" w:fill="FFFFFF"/>
-        </w:rPr>
-        <w:t>Softmax</w:t>
-      </w:r>
-      <w:proofErr w:type="spellEnd"/>
-      <w:r>
-        <w:rPr>
-          <w:rFonts w:ascii="Segoe UI" w:hAnsi="Segoe UI" w:cs="Segoe UI"/>
-          <w:color w:val="111111"/>
-          <w:szCs w:val="21"/>
-          <w:shd w:val="clear" w:color="auto" w:fill="FFFFFF"/>
-        </w:rPr>
-        <w:t>层，获得注意力权重分布，表征文本与视觉之间的依赖强度。</w:t>
-      </w:r>
-    </w:p>
-    <w:p>
-      <w:pPr>
-        <w:spacing w:line="276" w:lineRule="auto"/>
-        <w:ind w:firstLineChars="200" w:firstLine="420"/>
-        <w:rPr>
-          <w:rFonts w:ascii="Segoe UI" w:hAnsi="Segoe UI" w:cs="Segoe UI"/>
-          <w:color w:val="111111"/>
-          <w:szCs w:val="21"/>
-          <w:shd w:val="clear" w:color="auto" w:fill="FFFFFF"/>
-        </w:rPr>
-      </w:pPr>
-      <w:r>
-        <w:rPr>
-          <w:rFonts w:ascii="Segoe UI" w:hAnsi="Segoe UI" w:cs="Segoe UI"/>
-          <w:color w:val="111111"/>
-          <w:szCs w:val="21"/>
-          <w:shd w:val="clear" w:color="auto" w:fill="FFFFFF"/>
-        </w:rPr>
-        <w:t>S</w:t>
-      </w:r>
-      <w:r>
-        <w:rPr>
-          <w:rFonts w:ascii="Segoe UI" w:hAnsi="Segoe UI" w:cs="Segoe UI"/>
-          <w:color w:val="111111"/>
-          <w:szCs w:val="21"/>
-          <w:shd w:val="clear" w:color="auto" w:fill="FFFFFF"/>
-        </w:rPr>
-        <w:t>4</w:t>
-      </w:r>
-      <w:r>
-        <w:rPr>
-          <w:rFonts w:ascii="Segoe UI" w:hAnsi="Segoe UI" w:cs="Segoe UI"/>
-          <w:color w:val="111111"/>
-          <w:szCs w:val="21"/>
-          <w:shd w:val="clear" w:color="auto" w:fill="FFFFFF"/>
-        </w:rPr>
-        <w:t>3</w:t>
-      </w:r>
-      <w:r>
-        <w:rPr>
-          <w:rFonts w:ascii="Segoe UI" w:hAnsi="Segoe UI" w:cs="Segoe UI"/>
-          <w:color w:val="111111"/>
-          <w:szCs w:val="21"/>
-          <w:shd w:val="clear" w:color="auto" w:fill="FFFFFF"/>
-        </w:rPr>
-        <w:t>、注意力加权与特征融合</w:t>
-      </w:r>
-      <w:r>
-        <w:rPr>
-          <w:rFonts w:ascii="Segoe UI" w:hAnsi="Segoe UI" w:cs="Segoe UI" w:hint="eastAsia"/>
-          <w:color w:val="111111"/>
-          <w:szCs w:val="21"/>
-          <w:shd w:val="clear" w:color="auto" w:fill="FFFFFF"/>
-        </w:rPr>
-        <w:t>，</w:t>
-      </w:r>
-      <w:r>
-        <w:rPr>
-          <w:rFonts w:ascii="Segoe UI" w:hAnsi="Segoe UI" w:cs="Segoe UI" w:hint="eastAsia"/>
-          <w:color w:val="111111"/>
-          <w:szCs w:val="21"/>
-          <w:shd w:val="clear" w:color="auto" w:fill="FFFFFF"/>
-        </w:rPr>
-        <w:t>用上述注意力权重对</w:t>
+        <w:t>，用上述注意力权重对</w:t>
       </w:r>
       <w:r>
         <w:rPr>
@@ -4237,7 +3967,7 @@
         <w:spacing w:line="276" w:lineRule="auto"/>
         <w:ind w:firstLineChars="200" w:firstLine="420"/>
         <w:rPr>
-          <w:rFonts w:ascii="Segoe UI" w:hAnsi="Segoe UI" w:cs="Segoe UI" w:hint="eastAsia"/>
+          <w:rFonts w:ascii="Segoe UI" w:hAnsi="Segoe UI" w:cs="Segoe UI"/>
           <w:i/>
           <w:color w:val="111111"/>
           <w:szCs w:val="21"/>
@@ -4297,16 +4027,7 @@
           <w:szCs w:val="21"/>
           <w:shd w:val="clear" w:color="auto" w:fill="FFFFFF"/>
         </w:rPr>
-        <w:t>为注意力权重，</w:t>
-      </w:r>
-      <w:r>
-        <w:rPr>
-          <w:rFonts w:ascii="Segoe UI" w:hAnsi="Segoe UI" w:cs="Segoe UI" w:hint="eastAsia"/>
-          <w:color w:val="111111"/>
-          <w:szCs w:val="21"/>
-          <w:shd w:val="clear" w:color="auto" w:fill="FFFFFF"/>
-        </w:rPr>
-        <w:t>表示文本特征</w:t>
+        <w:t>为注意力权重，表示文本特征</w:t>
       </w:r>
       <w:r>
         <w:rPr>
@@ -4337,14 +4058,25 @@
         <w:t>i</w:t>
       </w:r>
       <w:proofErr w:type="spellEnd"/>
-      <w:r>
-        <w:rPr>
-          <w:rFonts w:ascii="Segoe UI" w:hAnsi="Segoe UI" w:cs="Segoe UI"/>
-          <w:color w:val="111111"/>
-          <w:szCs w:val="21"/>
-          <w:shd w:val="clear" w:color="auto" w:fill="FFFFFF"/>
-        </w:rPr>
-        <w:t>个位置与视觉特征</w:t>
+      <w:proofErr w:type="gramStart"/>
+      <w:r>
+        <w:rPr>
+          <w:rFonts w:ascii="Segoe UI" w:hAnsi="Segoe UI" w:cs="Segoe UI"/>
+          <w:color w:val="111111"/>
+          <w:szCs w:val="21"/>
+          <w:shd w:val="clear" w:color="auto" w:fill="FFFFFF"/>
+        </w:rPr>
+        <w:t>个</w:t>
+      </w:r>
+      <w:proofErr w:type="gramEnd"/>
+      <w:r>
+        <w:rPr>
+          <w:rFonts w:ascii="Segoe UI" w:hAnsi="Segoe UI" w:cs="Segoe UI"/>
+          <w:color w:val="111111"/>
+          <w:szCs w:val="21"/>
+          <w:shd w:val="clear" w:color="auto" w:fill="FFFFFF"/>
+        </w:rPr>
+        <w:t>位置与视觉特征</w:t>
       </w:r>
       <w:r>
         <w:rPr>
@@ -4373,14 +4105,25 @@
         </w:rPr>
         <w:t>j</w:t>
       </w:r>
-      <w:r>
-        <w:rPr>
-          <w:rFonts w:ascii="Segoe UI" w:hAnsi="Segoe UI" w:cs="Segoe UI"/>
-          <w:color w:val="111111"/>
-          <w:szCs w:val="21"/>
-          <w:shd w:val="clear" w:color="auto" w:fill="FFFFFF"/>
-        </w:rPr>
-        <w:t>个位置的关联强度</w:t>
+      <w:proofErr w:type="gramStart"/>
+      <w:r>
+        <w:rPr>
+          <w:rFonts w:ascii="Segoe UI" w:hAnsi="Segoe UI" w:cs="Segoe UI"/>
+          <w:color w:val="111111"/>
+          <w:szCs w:val="21"/>
+          <w:shd w:val="clear" w:color="auto" w:fill="FFFFFF"/>
+        </w:rPr>
+        <w:t>个</w:t>
+      </w:r>
+      <w:proofErr w:type="gramEnd"/>
+      <w:r>
+        <w:rPr>
+          <w:rFonts w:ascii="Segoe UI" w:hAnsi="Segoe UI" w:cs="Segoe UI"/>
+          <w:color w:val="111111"/>
+          <w:szCs w:val="21"/>
+          <w:shd w:val="clear" w:color="auto" w:fill="FFFFFF"/>
+        </w:rPr>
+        <w:t>位置的关联强度</w:t>
       </w:r>
       <w:r>
         <w:rPr>
@@ -4435,16 +4178,7 @@
           <w:szCs w:val="21"/>
           <w:shd w:val="clear" w:color="auto" w:fill="FFFFFF"/>
         </w:rPr>
-        <w:t>为声学特征</w:t>
-      </w:r>
-      <w:r>
-        <w:rPr>
-          <w:rFonts w:ascii="Segoe UI" w:hAnsi="Segoe UI" w:cs="Segoe UI" w:hint="eastAsia"/>
-          <w:color w:val="111111"/>
-          <w:szCs w:val="21"/>
-          <w:shd w:val="clear" w:color="auto" w:fill="FFFFFF"/>
-        </w:rPr>
-        <w:t>，新增残差连接项</w:t>
+        <w:t>为声学特征，新增残差连接项</w:t>
       </w:r>
       <m:oMath>
         <m:r>
@@ -4502,7 +4236,27 @@
           <w:szCs w:val="21"/>
           <w:shd w:val="clear" w:color="auto" w:fill="FFFFFF"/>
         </w:rPr>
-        <w:t>为哈达玛积（即对应元素相乘），</w:t>
+        <w:t>为哈达</w:t>
+      </w:r>
+      <w:proofErr w:type="gramStart"/>
+      <w:r>
+        <w:rPr>
+          <w:rFonts w:ascii="Segoe UI" w:hAnsi="Segoe UI" w:cs="Segoe UI" w:hint="eastAsia"/>
+          <w:color w:val="111111"/>
+          <w:szCs w:val="21"/>
+          <w:shd w:val="clear" w:color="auto" w:fill="FFFFFF"/>
+        </w:rPr>
+        <w:t>玛</w:t>
+      </w:r>
+      <w:proofErr w:type="gramEnd"/>
+      <w:r>
+        <w:rPr>
+          <w:rFonts w:ascii="Segoe UI" w:hAnsi="Segoe UI" w:cs="Segoe UI" w:hint="eastAsia"/>
+          <w:color w:val="111111"/>
+          <w:szCs w:val="21"/>
+          <w:shd w:val="clear" w:color="auto" w:fill="FFFFFF"/>
+        </w:rPr>
+        <w:t>积（即对应元素相乘），</w:t>
       </w:r>
       <m:oMath>
         <m:r>
@@ -4522,16 +4276,75 @@
           <w:szCs w:val="21"/>
           <w:shd w:val="clear" w:color="auto" w:fill="FFFFFF"/>
         </w:rPr>
+        <w:t>为可学习的缩放系数，</w:t>
+      </w:r>
+      <w:proofErr w:type="gramStart"/>
+      <w:r>
+        <w:rPr>
+          <w:rFonts w:ascii="Segoe UI" w:hAnsi="Segoe UI" w:cs="Segoe UI" w:hint="eastAsia"/>
+          <w:color w:val="111111"/>
+          <w:szCs w:val="21"/>
+          <w:shd w:val="clear" w:color="auto" w:fill="FFFFFF"/>
+        </w:rPr>
+        <w:t>初设置</w:t>
+      </w:r>
+      <w:proofErr w:type="gramEnd"/>
+      <w:r>
+        <w:rPr>
+          <w:rFonts w:ascii="Segoe UI" w:hAnsi="Segoe UI" w:cs="Segoe UI" w:hint="eastAsia"/>
+          <w:color w:val="111111"/>
+          <w:szCs w:val="21"/>
+          <w:shd w:val="clear" w:color="auto" w:fill="FFFFFF"/>
+        </w:rPr>
         <w:t>为</w:t>
       </w:r>
       <w:r>
         <w:rPr>
+          <w:rFonts w:ascii="Segoe UI" w:hAnsi="Segoe UI" w:cs="Segoe UI"/>
+          <w:color w:val="111111"/>
+          <w:szCs w:val="21"/>
+          <w:shd w:val="clear" w:color="auto" w:fill="FFFFFF"/>
+        </w:rPr>
+        <w:t>0.3</w:t>
+      </w:r>
+      <w:r>
+        <w:rPr>
           <w:rFonts w:ascii="Segoe UI" w:hAnsi="Segoe UI" w:cs="Segoe UI" w:hint="eastAsia"/>
           <w:color w:val="111111"/>
           <w:szCs w:val="21"/>
           <w:shd w:val="clear" w:color="auto" w:fill="FFFFFF"/>
         </w:rPr>
-        <w:t>可学习的缩放系数，初</w:t>
+        <w:t>，残差增强项的作用，保留文本与视觉的原始交互模式，防止注意力机制丢失重要细节</w:t>
+      </w:r>
+    </w:p>
+    <w:p>
+      <w:pPr>
+        <w:spacing w:line="276" w:lineRule="auto"/>
+        <w:ind w:firstLineChars="200" w:firstLine="420"/>
+        <w:rPr>
+          <w:rFonts w:ascii="Segoe UI" w:hAnsi="Segoe UI" w:cs="Segoe UI"/>
+          <w:color w:val="111111"/>
+          <w:szCs w:val="21"/>
+          <w:shd w:val="clear" w:color="auto" w:fill="FFFFFF"/>
+        </w:rPr>
+      </w:pPr>
+      <w:r>
+        <w:rPr>
+          <w:rFonts w:ascii="Segoe UI" w:hAnsi="Segoe UI" w:cs="Segoe UI"/>
+          <w:color w:val="111111"/>
+          <w:szCs w:val="21"/>
+          <w:shd w:val="clear" w:color="auto" w:fill="FFFFFF"/>
+        </w:rPr>
+        <w:t>S44</w:t>
+      </w:r>
+      <w:r>
+        <w:rPr>
+          <w:rFonts w:ascii="Segoe UI" w:hAnsi="Segoe UI" w:cs="Segoe UI"/>
+          <w:color w:val="111111"/>
+          <w:szCs w:val="21"/>
+          <w:shd w:val="clear" w:color="auto" w:fill="FFFFFF"/>
+        </w:rPr>
+        <w:t>、多模态输出与下游任务适配</w:t>
       </w:r>
       <w:r>
         <w:rPr>
@@ -4540,17 +4353,9 @@
           <w:szCs w:val="21"/>
           <w:shd w:val="clear" w:color="auto" w:fill="FFFFFF"/>
         </w:rPr>
-        <w:t>设置为</w:t>
-      </w:r>
-      <w:r>
-        <w:rPr>
-          <w:rFonts w:ascii="Segoe UI" w:hAnsi="Segoe UI" w:cs="Segoe UI"/>
-          <w:color w:val="111111"/>
-          <w:szCs w:val="21"/>
-          <w:shd w:val="clear" w:color="auto" w:fill="FFFFFF"/>
-        </w:rPr>
-        <w:t>0.3</w:t>
-      </w:r>
+        <w:t>，将融合后的特征输入至后续分类器或回归模型，用于具体任务（如情感分析，行为识别，目标监控等），并通过端到</w:t>
+      </w:r>
+      <w:proofErr w:type="gramStart"/>
       <w:r>
         <w:rPr>
           <w:rFonts w:ascii="Segoe UI" w:hAnsi="Segoe UI" w:cs="Segoe UI" w:hint="eastAsia"/>
@@ -4558,8 +4363,9 @@
           <w:szCs w:val="21"/>
           <w:shd w:val="clear" w:color="auto" w:fill="FFFFFF"/>
         </w:rPr>
-        <w:t>，残差增强项的</w:t>
-      </w:r>
+        <w:t>端训练</w:t>
+      </w:r>
+      <w:proofErr w:type="gramEnd"/>
       <w:r>
         <w:rPr>
           <w:rFonts w:ascii="Segoe UI" w:hAnsi="Segoe UI" w:cs="Segoe UI" w:hint="eastAsia"/>
@@ -4567,157 +4373,87 @@
           <w:szCs w:val="21"/>
           <w:shd w:val="clear" w:color="auto" w:fill="FFFFFF"/>
         </w:rPr>
-        <w:t>作用</w:t>
-      </w:r>
-      <w:r>
-        <w:rPr>
-          <w:rFonts w:ascii="Segoe UI" w:hAnsi="Segoe UI" w:cs="Segoe UI" w:hint="eastAsia"/>
-          <w:color w:val="111111"/>
-          <w:szCs w:val="21"/>
-          <w:shd w:val="clear" w:color="auto" w:fill="FFFFFF"/>
-        </w:rPr>
-        <w:t>，</w:t>
-      </w:r>
-      <w:r>
-        <w:rPr>
-          <w:rFonts w:ascii="Segoe UI" w:hAnsi="Segoe UI" w:cs="Segoe UI" w:hint="eastAsia"/>
-          <w:color w:val="111111"/>
-          <w:szCs w:val="21"/>
-          <w:shd w:val="clear" w:color="auto" w:fill="FFFFFF"/>
-        </w:rPr>
-        <w:t>保留文本与视觉的原始交互模式，防止注意力机制丢失重要细节</w:t>
+        <w:t>优化参数。</w:t>
       </w:r>
     </w:p>
     <w:p>
       <w:pPr>
         <w:spacing w:line="276" w:lineRule="auto"/>
         <w:ind w:firstLineChars="200" w:firstLine="420"/>
-        <w:rPr>
-          <w:rFonts w:ascii="Segoe UI" w:hAnsi="Segoe UI" w:cs="Segoe UI"/>
-          <w:color w:val="111111"/>
-          <w:szCs w:val="21"/>
-          <w:shd w:val="clear" w:color="auto" w:fill="FFFFFF"/>
-        </w:rPr>
-      </w:pPr>
-      <w:r>
-        <w:rPr>
-          <w:rFonts w:ascii="Segoe UI" w:hAnsi="Segoe UI" w:cs="Segoe UI"/>
-          <w:color w:val="111111"/>
-          <w:szCs w:val="21"/>
-          <w:shd w:val="clear" w:color="auto" w:fill="FFFFFF"/>
-        </w:rPr>
-        <w:t>S</w:t>
-      </w:r>
-      <w:r>
-        <w:rPr>
-          <w:rFonts w:ascii="Segoe UI" w:hAnsi="Segoe UI" w:cs="Segoe UI"/>
-          <w:color w:val="111111"/>
-          <w:szCs w:val="21"/>
-          <w:shd w:val="clear" w:color="auto" w:fill="FFFFFF"/>
-        </w:rPr>
-        <w:t>4</w:t>
-      </w:r>
-      <w:r>
-        <w:rPr>
-          <w:rFonts w:ascii="Segoe UI" w:hAnsi="Segoe UI" w:cs="Segoe UI"/>
-          <w:color w:val="111111"/>
-          <w:szCs w:val="21"/>
-          <w:shd w:val="clear" w:color="auto" w:fill="FFFFFF"/>
-        </w:rPr>
-        <w:t>4</w:t>
-      </w:r>
-      <w:r>
-        <w:rPr>
-          <w:rFonts w:ascii="Segoe UI" w:hAnsi="Segoe UI" w:cs="Segoe UI"/>
-          <w:color w:val="111111"/>
-          <w:szCs w:val="21"/>
-          <w:shd w:val="clear" w:color="auto" w:fill="FFFFFF"/>
-        </w:rPr>
-        <w:t>、多模态输出与下游任务适配</w:t>
-      </w:r>
-      <w:r>
-        <w:rPr>
-          <w:rFonts w:ascii="Segoe UI" w:hAnsi="Segoe UI" w:cs="Segoe UI" w:hint="eastAsia"/>
-          <w:color w:val="111111"/>
-          <w:szCs w:val="21"/>
-          <w:shd w:val="clear" w:color="auto" w:fill="FFFFFF"/>
-        </w:rPr>
-        <w:t>，</w:t>
-      </w:r>
-      <w:r>
-        <w:rPr>
-          <w:rFonts w:ascii="Segoe UI" w:hAnsi="Segoe UI" w:cs="Segoe UI" w:hint="eastAsia"/>
-          <w:color w:val="111111"/>
-          <w:szCs w:val="21"/>
-          <w:shd w:val="clear" w:color="auto" w:fill="FFFFFF"/>
-        </w:rPr>
-        <w:t>将融合后的特征输入至后续分类器或回归模型，用于具体任务（如情感分析</w:t>
-      </w:r>
-      <w:r>
-        <w:rPr>
-          <w:rFonts w:ascii="Segoe UI" w:hAnsi="Segoe UI" w:cs="Segoe UI" w:hint="eastAsia"/>
-          <w:color w:val="111111"/>
-          <w:szCs w:val="21"/>
-          <w:shd w:val="clear" w:color="auto" w:fill="FFFFFF"/>
-        </w:rPr>
-        <w:t>，行为识别，目标监控</w:t>
-      </w:r>
-      <w:r>
-        <w:rPr>
-          <w:rFonts w:ascii="Segoe UI" w:hAnsi="Segoe UI" w:cs="Segoe UI" w:hint="eastAsia"/>
-          <w:color w:val="111111"/>
-          <w:szCs w:val="21"/>
-          <w:shd w:val="clear" w:color="auto" w:fill="FFFFFF"/>
-        </w:rPr>
-        <w:t>等），并通过端到端训练优化参数。</w:t>
-      </w:r>
-    </w:p>
-    <w:p>
-      <w:pPr>
-        <w:spacing w:line="276" w:lineRule="auto"/>
-        <w:ind w:firstLineChars="200" w:firstLine="420"/>
-      </w:pPr>
-      <w:r>
-        <w:rPr>
-          <w:rFonts w:hint="eastAsia"/>
-        </w:rPr>
-        <w:t>本发明和现有技术相比，有益效果</w:t>
-      </w:r>
-      <w:r>
-        <w:rPr>
-          <w:rFonts w:hint="eastAsia"/>
-        </w:rPr>
-        <w:t>为</w:t>
-      </w:r>
-      <w:r>
-        <w:rPr>
-          <w:rFonts w:hint="eastAsia"/>
-        </w:rPr>
-        <w:t>在多模态数据融合任务中，通过构建特征转换器和动态跨模态注意力机制，首先对视觉、声学等异构</w:t>
-      </w:r>
-      <w:r>
-        <w:rPr>
-          <w:rFonts w:hint="eastAsia"/>
-        </w:rPr>
-        <w:t>数据类型转换成对应的特征数据，接着对转换完的</w:t>
-      </w:r>
-      <w:r>
-        <w:rPr>
-          <w:rFonts w:hint="eastAsia"/>
-        </w:rPr>
-        <w:t>特征采用聚类方法，映射至统一的离散语义空间，显著降低了特征维度，缓解了高维特征带来的计算压力和过拟合风险</w:t>
-      </w:r>
-      <w:r>
-        <w:rPr>
-          <w:rFonts w:hint="eastAsia"/>
-        </w:rPr>
-        <w:t>，同时，将不同模态的数据进行特征维度对齐</w:t>
-      </w:r>
-      <w:r>
-        <w:rPr>
-          <w:rFonts w:hint="eastAsia"/>
-        </w:rPr>
-        <w:t>。随后，利用三元组注意力机制对文本、视觉、声学三种模态信息进行深度融合，有效挖掘不同模态间的关联关系。在此基础上，结合噪声抑制模块，动态评估各模态的置信度，并自适应调整融合权重，抑制噪声模态对结果的干扰，增强模型的鲁棒性和适应性。整体方案实现了多模态特征的高效、统一表达与智能融合，提升了融合模型在大规模、多源异构数据场景下的性能和实用性，能够为多模态智能任务提供更准确、可靠的融合结果。</w:t>
+      </w:pPr>
+      <w:r>
+        <w:rPr>
+          <w:rFonts w:hint="eastAsia"/>
+        </w:rPr>
+        <w:t>本发明和现有技术相比，有益效果为在多模态数据融合任务中，通过构建特征转换器和动态跨模态注意力机制，首先对视觉、声学等异构数据类型转换成对应的特征数据，接着对转换完的特征采用聚类方法，映射</w:t>
+      </w:r>
+      <w:proofErr w:type="gramStart"/>
+      <w:r>
+        <w:rPr>
+          <w:rFonts w:hint="eastAsia"/>
+        </w:rPr>
+        <w:t>至统一</w:t>
+      </w:r>
+      <w:proofErr w:type="gramEnd"/>
+      <w:r>
+        <w:rPr>
+          <w:rFonts w:hint="eastAsia"/>
+        </w:rPr>
+        <w:t>的离散语义空间，显著降低了特征维度，缓解了高维特征带来的计算压力和过拟合风险，</w:t>
+      </w:r>
+      <w:r>
+        <w:rPr>
+          <w:rFonts w:hint="eastAsia"/>
+        </w:rPr>
+        <w:t>训练和推理速度提升</w:t>
+      </w:r>
+      <w:r>
+        <w:rPr>
+          <w:rFonts w:hint="eastAsia"/>
+        </w:rPr>
+        <w:t>近</w:t>
+      </w:r>
+      <w:r>
+        <w:t>30%</w:t>
+      </w:r>
+      <w:r>
+        <w:rPr>
+          <w:rFonts w:hint="eastAsia"/>
+        </w:rPr>
+        <w:t>，同时，将不同模态的数据进行特征维度对齐。随后，利用三元组注意力机制对文本、视觉、声学三种模态信息进行深度融合，有效挖掘不同模态间的关联关系。在此基础上，结合噪声抑制模块，动态评估各模态的置信度，并自适应调整融合权重，抑制噪声模态对结果的干扰，</w:t>
+      </w:r>
+      <w:r>
+        <w:rPr>
+          <w:rFonts w:hint="eastAsia"/>
+        </w:rPr>
+        <w:t>目标分类</w:t>
+      </w:r>
+      <w:r>
+        <w:rPr>
+          <w:rFonts w:hint="eastAsia"/>
+        </w:rPr>
+        <w:t>失误</w:t>
+      </w:r>
+      <w:r>
+        <w:rPr>
+          <w:rFonts w:hint="eastAsia"/>
+        </w:rPr>
+        <w:t>率降低</w:t>
+      </w:r>
+      <w:r>
+        <w:rPr>
+          <w:rFonts w:hint="eastAsia"/>
+        </w:rPr>
+        <w:t>近</w:t>
+      </w:r>
+      <w:r>
+        <w:t>20%</w:t>
+      </w:r>
+      <w:r>
+        <w:rPr>
+          <w:rFonts w:hint="eastAsia"/>
+        </w:rPr>
+        <w:t>，增强了模型的鲁棒性和适应性。整体方案实现了多模态特征的高效、统一表达与智能融合，提升了融合模型在大规模、多源异构数据场景下的性能和实用性，能够为多模态智能任务提供更准确、可靠的融合结果。</w:t>
       </w:r>
     </w:p>
     <w:p>
@@ -4759,11 +4495,19 @@
       <w:r>
         <w:t>1为本发明</w:t>
       </w:r>
-      <w:r>
-        <w:rPr>
-          <w:rFonts w:hint="eastAsia"/>
-        </w:rPr>
-        <w:t>低空物联网的多模态数据特征转换与注意力融合方法</w:t>
+      <w:proofErr w:type="gramStart"/>
+      <w:r>
+        <w:rPr>
+          <w:rFonts w:hint="eastAsia"/>
+        </w:rPr>
+        <w:t>低空物</w:t>
+      </w:r>
+      <w:proofErr w:type="gramEnd"/>
+      <w:r>
+        <w:rPr>
+          <w:rFonts w:hint="eastAsia"/>
+        </w:rPr>
+        <w:t>联网的多模态数据特征转换与注意力融合方法</w:t>
       </w:r>
       <w:r>
         <w:t>的方法流程图；</w:t>
@@ -4786,19 +4530,7 @@
         <w:rPr>
           <w:rFonts w:hint="eastAsia"/>
         </w:rPr>
-        <w:t>实施例中的</w:t>
-      </w:r>
-      <w:r>
-        <w:rPr>
-          <w:rFonts w:hint="eastAsia"/>
-        </w:rPr>
-        <w:t>原始数据通过</w:t>
-      </w:r>
-      <w:r>
-        <w:rPr>
-          <w:rFonts w:hint="eastAsia"/>
-        </w:rPr>
-        <w:t>分词层</w:t>
+        <w:t>实施例中的原始数据通过分词层</w:t>
       </w:r>
       <w:r>
         <w:t>转换为嵌入向量</w:t>
@@ -4816,9 +4548,6 @@
     <w:p>
       <w:pPr>
         <w:spacing w:line="276" w:lineRule="auto"/>
-        <w:rPr>
-          <w:rFonts w:hint="eastAsia"/>
-        </w:rPr>
       </w:pPr>
       <w:r>
         <w:rPr>
@@ -4865,22 +4594,13 @@
         <w:t>图</w:t>
       </w:r>
       <w:r>
-        <w:t>4</w:t>
-      </w:r>
-      <w:r>
-        <w:t>为</w:t>
-      </w:r>
-      <w:r>
-        <w:rPr>
-          <w:rFonts w:hint="eastAsia"/>
-        </w:rPr>
-        <w:t>实施例中的</w:t>
-      </w:r>
-      <w:r>
-        <w:rPr>
-          <w:rFonts w:hint="eastAsia"/>
-        </w:rPr>
-        <w:t>特征离散化与聚类过程示意图</w:t>
+        <w:t>4为</w:t>
+      </w:r>
+      <w:r>
+        <w:rPr>
+          <w:rFonts w:hint="eastAsia"/>
+        </w:rPr>
+        <w:t>实施例中的特征离散化与聚类过程示意图</w:t>
       </w:r>
       <w:r>
         <w:t>；</w:t>
@@ -4897,27 +4617,35 @@
         <w:t>图</w:t>
       </w:r>
       <w:r>
-        <w:t>5</w:t>
-      </w:r>
-      <w:r>
-        <w:t>为</w:t>
-      </w:r>
-      <w:r>
-        <w:rPr>
-          <w:rFonts w:hint="eastAsia"/>
-        </w:rPr>
-        <w:t>实施例中的</w:t>
-      </w:r>
-      <w:r>
-        <w:rPr>
-          <w:rFonts w:hint="eastAsia"/>
-        </w:rPr>
-        <w:t>多模态特征统一与嵌入结构图</w:t>
-      </w:r>
-      <w:r>
-        <w:rPr>
-          <w:rFonts w:hint="eastAsia"/>
-        </w:rPr>
+        <w:t>5为</w:t>
+      </w:r>
+      <w:r>
+        <w:rPr>
+          <w:rFonts w:hint="eastAsia"/>
+        </w:rPr>
+        <w:t>实施例中的多模态特征统一与嵌入结构图；</w:t>
+      </w:r>
+    </w:p>
+    <w:p>
+      <w:pPr>
+        <w:spacing w:line="276" w:lineRule="auto"/>
+      </w:pPr>
+      <w:r>
+        <w:rPr>
+          <w:rFonts w:hint="eastAsia"/>
+        </w:rPr>
+        <w:t>图</w:t>
+      </w:r>
+      <w:r>
+        <w:t>6为实施例中</w:t>
+      </w:r>
+      <w:r>
+        <w:rPr>
+          <w:rFonts w:hint="eastAsia"/>
+        </w:rPr>
+        <w:t>噪声抑制与模态置信度动态调整流程图</w:t>
+      </w:r>
+      <w:r>
         <w:t>；</w:t>
       </w:r>
     </w:p>
@@ -4929,62 +4657,22 @@
         <w:rPr>
           <w:rFonts w:hint="eastAsia"/>
         </w:rPr>
+        <w:lastRenderedPageBreak/>
         <w:t>图</w:t>
       </w:r>
       <w:r>
-        <w:t>6</w:t>
-      </w:r>
-      <w:r>
-        <w:t>为实施例中</w:t>
-      </w:r>
-      <w:r>
-        <w:rPr>
-          <w:rFonts w:hint="eastAsia"/>
-        </w:rPr>
-        <w:t>噪声抑制与模态置信度动态调整流程图</w:t>
-      </w:r>
-      <w:r>
-        <w:t>；</w:t>
-      </w:r>
-    </w:p>
-    <w:p>
-      <w:pPr>
-        <w:spacing w:line="276" w:lineRule="auto"/>
-      </w:pPr>
-      <w:r>
-        <w:rPr>
-          <w:rFonts w:hint="eastAsia"/>
-        </w:rPr>
-        <w:t>图</w:t>
-      </w:r>
-      <w:r>
         <w:t>7</w:t>
       </w:r>
       <w:r>
         <w:rPr>
           <w:rFonts w:hint="eastAsia"/>
         </w:rPr>
-        <w:t>为实施例中的</w:t>
-      </w:r>
-      <w:r>
-        <w:rPr>
-          <w:rFonts w:hint="eastAsia"/>
-        </w:rPr>
-        <w:t>三元组动态跨模态注意力机制结构图</w:t>
-      </w:r>
-      <w:r>
-        <w:rPr>
-          <w:rFonts w:hint="eastAsia"/>
-        </w:rPr>
-        <w:t>；</w:t>
-      </w:r>
-    </w:p>
-    <w:p>
-      <w:pPr>
-        <w:spacing w:line="276" w:lineRule="auto"/>
-        <w:rPr>
-          <w:rFonts w:hint="eastAsia"/>
-        </w:rPr>
+        <w:t>为实施例中的三元组动态跨模态注意力机制结构图；</w:t>
+      </w:r>
+    </w:p>
+    <w:p>
+      <w:pPr>
+        <w:spacing w:line="276" w:lineRule="auto"/>
       </w:pPr>
     </w:p>
     <w:p>
@@ -5033,194 +4721,952 @@
         <w:rPr>
           <w:rFonts w:hint="eastAsia"/>
         </w:rPr>
-        <w:t>构建低空智联网多模态数据集并进行</w:t>
-      </w:r>
-      <w:r>
-        <w:rPr>
-          <w:rFonts w:hint="eastAsia"/>
-        </w:rPr>
-        <w:t>源数据格式和特征的转换，对于</w:t>
-      </w:r>
-      <w:r>
-        <w:rPr>
-          <w:rFonts w:hint="eastAsia"/>
-        </w:rPr>
-        <w:t>视频模态</w:t>
-      </w:r>
+        <w:t>数据采集与预处理</w:t>
+      </w:r>
+    </w:p>
+    <w:p>
+      <w:pPr>
+        <w:spacing w:line="276" w:lineRule="auto"/>
+        <w:ind w:firstLine="420"/>
+      </w:pPr>
+      <w:r>
+        <w:rPr>
+          <w:rFonts w:hint="eastAsia"/>
+        </w:rPr>
+        <w:t>场景设定：在</w:t>
+      </w:r>
+      <w:proofErr w:type="gramStart"/>
+      <w:r>
+        <w:rPr>
+          <w:rFonts w:hint="eastAsia"/>
+        </w:rPr>
+        <w:t>低空智</w:t>
+      </w:r>
+      <w:proofErr w:type="gramEnd"/>
+      <w:r>
+        <w:rPr>
+          <w:rFonts w:hint="eastAsia"/>
+        </w:rPr>
+        <w:t>联网应用中，对一片城市区域进行安防监控，采集的数据包括无人机拍摄的图像（视觉模态）、环境声音（声学模态）以及监控日志（文本模态）。</w:t>
+      </w:r>
+    </w:p>
+    <w:p>
+      <w:pPr>
+        <w:spacing w:line="276" w:lineRule="auto"/>
+        <w:ind w:firstLine="420"/>
+      </w:pPr>
+      <w:r>
+        <w:rPr>
+          <w:rFonts w:hint="eastAsia"/>
+        </w:rPr>
+        <w:t>视觉模态采集：使用无人机搭载的高清摄像头，拍摄城市区域的连续视频帧，视频分辨率为1920x1080像素，</w:t>
+      </w:r>
+      <w:proofErr w:type="gramStart"/>
+      <w:r>
+        <w:rPr>
+          <w:rFonts w:hint="eastAsia"/>
+        </w:rPr>
+        <w:t>帧率为</w:t>
+      </w:r>
+      <w:proofErr w:type="gramEnd"/>
+      <w:r>
+        <w:rPr>
+          <w:rFonts w:hint="eastAsia"/>
+        </w:rPr>
+        <w:t>30fps。</w:t>
+      </w:r>
+    </w:p>
+    <w:p>
+      <w:pPr>
+        <w:spacing w:line="276" w:lineRule="auto"/>
+        <w:ind w:firstLine="420"/>
+      </w:pPr>
+      <w:r>
+        <w:rPr>
+          <w:rFonts w:hint="eastAsia"/>
+        </w:rPr>
+        <w:t>预处理：如图1中数据采集部分所示，将视频片段（例如1秒视频，即30帧）划分为</w:t>
+      </w:r>
+      <w:proofErr w:type="gramStart"/>
+      <w:r>
+        <w:rPr>
+          <w:rFonts w:hint="eastAsia"/>
+        </w:rPr>
+        <w:t>10x10x</w:t>
+      </w:r>
+      <w:proofErr w:type="gramEnd"/>
+      <w:r>
+        <w:rPr>
+          <w:rFonts w:hint="eastAsia"/>
+        </w:rPr>
+        <w:t>10个patch，每个patch大小为19.2x10.8x3像素体（考虑边界处理，实际可能略有不同）。对每个patch应用线性投影，将其映射为512维向量表示，此过程可参考图2中关于数据向量化转换的示意逻辑。同时，使用特定于视频的可学习嵌入（如时间、水平和垂直位置嵌入）来编码patch的位置信息，这些位置信息将与向量表示一同作为后续Transformer编码器的输入。</w:t>
+      </w:r>
+    </w:p>
+    <w:p>
+      <w:pPr>
+        <w:spacing w:line="276" w:lineRule="auto"/>
+        <w:ind w:firstLine="420"/>
+      </w:pPr>
+      <w:r>
+        <w:rPr>
+          <w:rFonts w:hint="eastAsia"/>
+        </w:rPr>
+        <w:t>声学模态采集：无人机上安装高灵敏度麦克风，采集环境声音，采样率为44.1kHz，量化位数为16位。</w:t>
+      </w:r>
+    </w:p>
+    <w:p>
+      <w:pPr>
+        <w:spacing w:line="276" w:lineRule="auto"/>
+        <w:ind w:firstLine="420"/>
+      </w:pPr>
+      <w:r>
+        <w:rPr>
+          <w:rFonts w:hint="eastAsia"/>
+        </w:rPr>
+        <w:t>预处理：将音频波形划分为每段包含1024个采样点的段。对每个</w:t>
+      </w:r>
+      <w:proofErr w:type="gramStart"/>
+      <w:r>
+        <w:rPr>
+          <w:rFonts w:hint="eastAsia"/>
+        </w:rPr>
+        <w:t>段应用</w:t>
+      </w:r>
+      <w:proofErr w:type="gramEnd"/>
+      <w:r>
+        <w:rPr>
+          <w:rFonts w:hint="eastAsia"/>
+        </w:rPr>
+        <w:t>线性投影，映射为512维向量表示。使用特定于音频的可学习嵌入来编码每个波形段的位置信息，同样，这些位置信息会与向量表示共同进入后续处理流程，其数据转换逻辑与视觉模态类似，也可参考图2的示意。</w:t>
+      </w:r>
+    </w:p>
+    <w:p>
+      <w:pPr>
+        <w:spacing w:line="276" w:lineRule="auto"/>
+        <w:ind w:firstLine="420"/>
+      </w:pPr>
+      <w:r>
+        <w:rPr>
+          <w:rFonts w:hint="eastAsia"/>
+        </w:rPr>
+        <w:t>文本模态采集：监控中心记录的关键信息，如“时间：14:00，地点：区域A，事件：不同设备出现”。</w:t>
+      </w:r>
+    </w:p>
+    <w:p>
+      <w:pPr>
+        <w:spacing w:line="276" w:lineRule="auto"/>
+        <w:ind w:firstLine="420"/>
+      </w:pPr>
+      <w:r>
+        <w:rPr>
+          <w:rFonts w:hint="eastAsia"/>
+        </w:rPr>
+        <w:t>预处理：构建词汇表，将每个单词映射为一热向量，再通过线性投影映射为128维向量表示。这一过程在图2中有直观体现，通过分词层将原始文本数据转换为嵌入向量，为后续的多模态特征融合提供基础。</w:t>
+      </w:r>
+    </w:p>
+    <w:p>
+      <w:pPr>
+        <w:spacing w:line="276" w:lineRule="auto"/>
+        <w:ind w:firstLine="420"/>
+      </w:pPr>
+      <w:r>
+        <w:rPr>
+          <w:rFonts w:hint="eastAsia"/>
+        </w:rPr>
+        <w:t>S1特征转换与统一语义空间构建</w:t>
+      </w:r>
+    </w:p>
+    <w:p>
+      <w:pPr>
+        <w:spacing w:line="276" w:lineRule="auto"/>
+        <w:ind w:firstLine="420"/>
+      </w:pPr>
+      <w:r>
+        <w:rPr>
+          <w:rFonts w:hint="eastAsia"/>
+        </w:rPr>
+        <w:t>S11 数据特征收集与整理</w:t>
+      </w:r>
+    </w:p>
+    <w:p>
+      <w:pPr>
+        <w:spacing w:line="276" w:lineRule="auto"/>
+        <w:ind w:firstLine="420"/>
+      </w:pPr>
+      <w:r>
+        <w:rPr>
+          <w:rFonts w:hint="eastAsia"/>
+        </w:rPr>
+        <w:t>视觉模态：将预处理后的视频patch向量输入Transformer编码器，通过多头注意力机制（MHA）和前馈神经网络（MLP）提取512</w:t>
+      </w:r>
+      <w:proofErr w:type="gramStart"/>
+      <w:r>
+        <w:rPr>
+          <w:rFonts w:hint="eastAsia"/>
+        </w:rPr>
+        <w:t>维特征</w:t>
+      </w:r>
+      <w:proofErr w:type="gramEnd"/>
+      <w:r>
+        <w:rPr>
+          <w:rFonts w:hint="eastAsia"/>
+        </w:rPr>
+        <w:t>表示。如图3所示，Transformer编码器中的多头注意力机制能够捕捉patch之间的复杂关系，从而提取出更具代表性的特征。</w:t>
+      </w:r>
+    </w:p>
+    <w:p>
+      <w:pPr>
+        <w:spacing w:line="276" w:lineRule="auto"/>
+        <w:ind w:firstLine="420"/>
+      </w:pPr>
+      <w:r>
+        <w:rPr>
+          <w:rFonts w:hint="eastAsia"/>
+        </w:rPr>
+        <w:t>声学模态：同样将音频段向量输入Transformer编码器，提取512</w:t>
+      </w:r>
+      <w:proofErr w:type="gramStart"/>
+      <w:r>
+        <w:rPr>
+          <w:rFonts w:hint="eastAsia"/>
+        </w:rPr>
+        <w:t>维特征</w:t>
+      </w:r>
+      <w:proofErr w:type="gramEnd"/>
+      <w:r>
+        <w:rPr>
+          <w:rFonts w:hint="eastAsia"/>
+        </w:rPr>
+        <w:t>表示。其内部处理逻辑与视觉模态类似，都是利用Transformer编码器的强大能力来挖掘数据中的特征信息。</w:t>
+      </w:r>
+    </w:p>
+    <w:p>
+      <w:pPr>
+        <w:spacing w:line="276" w:lineRule="auto"/>
+        <w:ind w:firstLine="420"/>
+      </w:pPr>
+      <w:r>
+        <w:rPr>
+          <w:rFonts w:hint="eastAsia"/>
+        </w:rPr>
+        <w:t>文本模态：直接使用预处理后的128维向量表示。</w:t>
+      </w:r>
+    </w:p>
+    <w:p>
+      <w:pPr>
+        <w:spacing w:line="276" w:lineRule="auto"/>
+        <w:ind w:firstLine="420"/>
+      </w:pPr>
+      <w:r>
+        <w:rPr>
+          <w:rFonts w:hint="eastAsia"/>
+        </w:rPr>
+        <w:t>构建</w:t>
+      </w:r>
+      <w:proofErr w:type="gramStart"/>
+      <w:r>
+        <w:rPr>
+          <w:rFonts w:hint="eastAsia"/>
+        </w:rPr>
+        <w:t>低空智</w:t>
+      </w:r>
+      <w:proofErr w:type="gramEnd"/>
+      <w:r>
+        <w:rPr>
+          <w:rFonts w:hint="eastAsia"/>
+        </w:rPr>
+        <w:t>联网多模态数据集并进行源数据格式和特征的转换，对于视频模态，输入为3通道RGB像素的视频帧。将整个视频片段（大小为T×H×W）划分为dT/</w:t>
+      </w:r>
+      <w:proofErr w:type="spellStart"/>
+      <w:r>
+        <w:rPr>
+          <w:rFonts w:hint="eastAsia"/>
+        </w:rPr>
+        <w:t>te</w:t>
+      </w:r>
+      <w:proofErr w:type="spellEnd"/>
+      <w:r>
+        <w:rPr>
+          <w:rFonts w:hint="eastAsia"/>
+        </w:rPr>
+        <w:t xml:space="preserve"> × </w:t>
+      </w:r>
+      <w:proofErr w:type="spellStart"/>
+      <w:r>
+        <w:rPr>
+          <w:rFonts w:hint="eastAsia"/>
+        </w:rPr>
+        <w:t>dH</w:t>
+      </w:r>
+      <w:proofErr w:type="spellEnd"/>
+      <w:r>
+        <w:rPr>
+          <w:rFonts w:hint="eastAsia"/>
+        </w:rPr>
+        <w:t xml:space="preserve">/he × </w:t>
+      </w:r>
+      <w:proofErr w:type="spellStart"/>
+      <w:r>
+        <w:rPr>
+          <w:rFonts w:hint="eastAsia"/>
+        </w:rPr>
+        <w:lastRenderedPageBreak/>
+        <w:t>dW</w:t>
+      </w:r>
+      <w:proofErr w:type="spellEnd"/>
+      <w:r>
+        <w:rPr>
+          <w:rFonts w:hint="eastAsia"/>
+        </w:rPr>
+        <w:t>/we</w:t>
+      </w:r>
+      <w:proofErr w:type="gramStart"/>
+      <w:r>
+        <w:rPr>
+          <w:rFonts w:hint="eastAsia"/>
+        </w:rPr>
+        <w:t>个</w:t>
+      </w:r>
+      <w:proofErr w:type="gramEnd"/>
+      <w:r>
+        <w:rPr>
+          <w:rFonts w:hint="eastAsia"/>
+        </w:rPr>
+        <w:t>patch，每个patch包含t × h × w × 3个像素体。对每个patch应用线性投影，将像素体映射为d维向量表示。使用特定于视频的可学习嵌入（如时间、水平和垂直位置嵌入）来编码patch的位置信息。对于音频模态，输入为1维的音频波形，长度为T′。将音频波形划分为dT′/t′e</w:t>
+      </w:r>
+      <w:proofErr w:type="gramStart"/>
+      <w:r>
+        <w:rPr>
+          <w:rFonts w:hint="eastAsia"/>
+        </w:rPr>
+        <w:t>个</w:t>
+      </w:r>
+      <w:proofErr w:type="gramEnd"/>
+      <w:r>
+        <w:rPr>
+          <w:rFonts w:hint="eastAsia"/>
+        </w:rPr>
+        <w:t>段，每个段包含t′</w:t>
+      </w:r>
+      <w:proofErr w:type="gramStart"/>
+      <w:r>
+        <w:rPr>
+          <w:rFonts w:hint="eastAsia"/>
+        </w:rPr>
+        <w:t>个</w:t>
+      </w:r>
+      <w:proofErr w:type="gramEnd"/>
+      <w:r>
+        <w:rPr>
+          <w:rFonts w:hint="eastAsia"/>
+        </w:rPr>
+        <w:t>波形幅度。对每个</w:t>
+      </w:r>
+      <w:proofErr w:type="gramStart"/>
+      <w:r>
+        <w:rPr>
+          <w:rFonts w:hint="eastAsia"/>
+        </w:rPr>
+        <w:t>段应用</w:t>
+      </w:r>
+      <w:proofErr w:type="gramEnd"/>
+      <w:r>
+        <w:rPr>
+          <w:rFonts w:hint="eastAsia"/>
+        </w:rPr>
+        <w:t>线性投影，将波形幅度映射为d维向量表示，使用特定于音频的可学习嵌入来编码每个波形段的位置信息。对于文本模态，输入为文本序列，首先构建一个词汇表，大小为v。将每个单词映射为v维的一热向量，然后通过线性投影将一热向量映射为d维向量表示。</w:t>
+      </w:r>
+    </w:p>
+    <w:p>
+      <w:pPr>
+        <w:spacing w:line="276" w:lineRule="auto"/>
+        <w:ind w:firstLine="420"/>
+      </w:pPr>
+      <w:r>
+        <w:rPr>
+          <w:rFonts w:hint="eastAsia"/>
+        </w:rPr>
+        <w:t>S12 K-means聚类建模与肘部法则筛选</w:t>
+      </w:r>
+    </w:p>
+    <w:p>
+      <w:pPr>
+        <w:spacing w:line="276" w:lineRule="auto"/>
+        <w:ind w:firstLine="420"/>
+      </w:pPr>
+      <w:r>
+        <w:rPr>
+          <w:rFonts w:hint="eastAsia"/>
+        </w:rPr>
+        <w:t>对视觉模态的特征，采用K-means聚类算法，初始随机选择512个聚类中心，通过迭代优化聚类结果，利用肘部法则（观察聚类误差平方和随聚类数变化的拐点）确定最佳聚类中心数K = 512。这一过程如图4所示，通过不断调整聚类中心，使得同一聚类内的特征相似度尽可能高，不同聚类间的特征相似度尽可能低。对声学模态的特征，同样采用K-means聚类，确定最佳聚类中心数M = 256。</w:t>
+      </w:r>
+    </w:p>
+    <w:p>
+      <w:pPr>
+        <w:spacing w:line="276" w:lineRule="auto"/>
+        <w:ind w:firstLine="420"/>
+      </w:pPr>
+      <w:r>
+        <w:rPr>
+          <w:rFonts w:hint="eastAsia"/>
+        </w:rPr>
+        <w:t>S13 特征离散化与索引映射</w:t>
+      </w:r>
+    </w:p>
+    <w:p>
+      <w:pPr>
+        <w:spacing w:line="276" w:lineRule="auto"/>
+        <w:ind w:firstLine="420"/>
+      </w:pPr>
+      <w:r>
+        <w:rPr>
+          <w:rFonts w:hint="eastAsia"/>
+        </w:rPr>
+        <w:t>计算每个原始高维特征向量与各聚类中心的欧氏距离，找到最近的聚类中心。用该聚类中心的索引（视觉模态0 - 511，声学模态0 - 255）替换原始特征，实现特征的离散化。如图4所示，通过这种离散化处理，将连续的高维特征转换为离散的索引，便于后续的处理和融合。视觉特征由512维降至9维（log2(512)=9），声学特征由512维降至8维（log2(256)=8），并构建离散语义词汇表，包含视觉和声学模态的聚类中心索引及其对应的特征表示，作为后续多模态融合的输入。</w:t>
+      </w:r>
+    </w:p>
+    <w:p>
+      <w:pPr>
+        <w:spacing w:line="276" w:lineRule="auto"/>
+        <w:ind w:firstLine="420"/>
+      </w:pPr>
+      <w:r>
+        <w:rPr>
+          <w:rFonts w:hint="eastAsia"/>
+        </w:rPr>
+        <w:t>S2 三模态特征统一与嵌入</w:t>
+      </w:r>
+    </w:p>
+    <w:p>
+      <w:pPr>
+        <w:spacing w:line="276" w:lineRule="auto"/>
+        <w:ind w:firstLine="420"/>
+      </w:pPr>
+      <w:r>
+        <w:rPr>
+          <w:rFonts w:hint="eastAsia"/>
+        </w:rPr>
+        <w:t>文本模态特征处理，原始文本数据已预处理为128维向量，无需进一步处理，直接作为文本特征。视觉与声学特征嵌入，将离散化后的视觉、声学特征索引输入各自的嵌入层（Embed Layer），嵌入层参数随机初始化，通过端到</w:t>
+      </w:r>
+      <w:proofErr w:type="gramStart"/>
+      <w:r>
+        <w:rPr>
+          <w:rFonts w:hint="eastAsia"/>
+        </w:rPr>
+        <w:t>端训练</w:t>
+      </w:r>
+      <w:proofErr w:type="gramEnd"/>
+      <w:r>
+        <w:rPr>
+          <w:rFonts w:hint="eastAsia"/>
+        </w:rPr>
+        <w:t>优化，将索引编码为128维向量。这一过程可参考图5，嵌入层将离散的索引转换为连续的向量表示，使得不同模态的特征能够在同一语义空间中进行比较和融合。</w:t>
+      </w:r>
+    </w:p>
+    <w:p>
+      <w:pPr>
+        <w:spacing w:line="276" w:lineRule="auto"/>
+        <w:ind w:firstLine="420"/>
+      </w:pPr>
+      <w:r>
+        <w:rPr>
+          <w:rFonts w:hint="eastAsia"/>
+        </w:rPr>
+        <w:t>三种模态特征的对齐与归一化</w:t>
+      </w:r>
+    </w:p>
+    <w:p>
+      <w:pPr>
+        <w:spacing w:line="276" w:lineRule="auto"/>
+        <w:ind w:firstLine="420"/>
+      </w:pPr>
+      <w:r>
+        <w:rPr>
+          <w:rFonts w:hint="eastAsia"/>
+        </w:rPr>
+        <w:t>对文本、视觉、声学三种特征向量进行L2归一化处理，确保它们在统一语义空间中具有可比性。具体地，对每个特征向量，计算其L2范数，然后将向量除以该范数，得到归一化后的特征向量。通过归一化处理，消除了不同模态特征量纲的影响，使得它们能够在后续的融合过程中发挥平等的作用。</w:t>
+      </w:r>
+    </w:p>
+    <w:p>
+      <w:pPr>
+        <w:spacing w:line="276" w:lineRule="auto"/>
+        <w:ind w:firstLine="420"/>
+      </w:pPr>
+      <w:r>
+        <w:rPr>
+          <w:rFonts w:hint="eastAsia"/>
+        </w:rPr>
+        <w:t>S3.噪声抑制与模态置信度动态调整</w:t>
+      </w:r>
+    </w:p>
+    <w:p>
+      <w:pPr>
+        <w:spacing w:line="276" w:lineRule="auto"/>
+        <w:ind w:firstLine="420"/>
+      </w:pPr>
+      <w:r>
+        <w:rPr>
+          <w:rFonts w:hint="eastAsia"/>
+        </w:rPr>
+        <w:t>S31 特征稳定性与置信度计算</w:t>
+      </w:r>
+    </w:p>
+    <w:p>
+      <w:pPr>
+        <w:spacing w:line="276" w:lineRule="auto"/>
+        <w:ind w:firstLine="420"/>
+      </w:pPr>
+      <w:r>
+        <w:rPr>
+          <w:rFonts w:hint="eastAsia"/>
+        </w:rPr>
+        <w:t>对每个模态的嵌入特征，计算其分布的熵H，公式为H = -Σ(</w:t>
+      </w:r>
+      <w:proofErr w:type="spellStart"/>
+      <w:r>
+        <w:rPr>
+          <w:rFonts w:hint="eastAsia"/>
+        </w:rPr>
+        <w:t>p_i</w:t>
+      </w:r>
+      <w:proofErr w:type="spellEnd"/>
+      <w:r>
+        <w:rPr>
+          <w:rFonts w:hint="eastAsia"/>
+        </w:rPr>
+        <w:t xml:space="preserve"> * log(</w:t>
+      </w:r>
+      <w:proofErr w:type="spellStart"/>
+      <w:r>
+        <w:rPr>
+          <w:rFonts w:hint="eastAsia"/>
+        </w:rPr>
+        <w:t>p_i</w:t>
+      </w:r>
+      <w:proofErr w:type="spellEnd"/>
+      <w:r>
+        <w:rPr>
+          <w:rFonts w:hint="eastAsia"/>
+        </w:rPr>
+        <w:t>))，其中</w:t>
+      </w:r>
+      <w:proofErr w:type="spellStart"/>
+      <w:r>
+        <w:rPr>
+          <w:rFonts w:hint="eastAsia"/>
+        </w:rPr>
+        <w:t>p_i</w:t>
+      </w:r>
+      <w:proofErr w:type="spellEnd"/>
+      <w:r>
+        <w:rPr>
+          <w:rFonts w:hint="eastAsia"/>
+        </w:rPr>
+        <w:t>是特征向量在第</w:t>
+      </w:r>
+      <w:proofErr w:type="spellStart"/>
+      <w:r>
+        <w:rPr>
+          <w:rFonts w:hint="eastAsia"/>
+        </w:rPr>
+        <w:t>i</w:t>
+      </w:r>
+      <w:proofErr w:type="spellEnd"/>
+      <w:proofErr w:type="gramStart"/>
+      <w:r>
+        <w:rPr>
+          <w:rFonts w:hint="eastAsia"/>
+        </w:rPr>
+        <w:t>个</w:t>
+      </w:r>
+      <w:proofErr w:type="gramEnd"/>
+      <w:r>
+        <w:rPr>
+          <w:rFonts w:hint="eastAsia"/>
+        </w:rPr>
+        <w:t>维度上的概率密度（通过直方图统计近似）。</w:t>
+      </w:r>
+      <w:proofErr w:type="gramStart"/>
+      <w:r>
+        <w:rPr>
+          <w:rFonts w:hint="eastAsia"/>
+        </w:rPr>
+        <w:t>熵越低</w:t>
+      </w:r>
+      <w:proofErr w:type="gramEnd"/>
+      <w:r>
+        <w:rPr>
+          <w:rFonts w:hint="eastAsia"/>
+        </w:rPr>
+        <w:t>，特征越稳定，置信度越高。如图6所示，通过计算特征分布的熵，可以量化特征的稳定性，从而为后续的模态权重调整提供依据。</w:t>
+      </w:r>
+    </w:p>
+    <w:p>
+      <w:pPr>
+        <w:spacing w:line="276" w:lineRule="auto"/>
+        <w:ind w:firstLine="420"/>
+      </w:pPr>
+      <w:r>
+        <w:rPr>
+          <w:rFonts w:hint="eastAsia"/>
+        </w:rPr>
+        <w:t>S32 特征质量预测</w:t>
+      </w:r>
+    </w:p>
+    <w:p>
+      <w:pPr>
+        <w:spacing w:line="276" w:lineRule="auto"/>
+        <w:ind w:firstLine="420"/>
+      </w:pPr>
+      <w:r>
+        <w:rPr>
+          <w:rFonts w:hint="eastAsia"/>
+        </w:rPr>
+        <w:t>利用两层全连接神经网络（FC），输入模态特征的均值和方差，输出该模态的质量评</w:t>
+      </w:r>
+      <w:r>
+        <w:rPr>
+          <w:rFonts w:hint="eastAsia"/>
+        </w:rPr>
+        <w:lastRenderedPageBreak/>
+        <w:t>分（0 - 1之间）。网络参数通过反向传播算法训练得到，使网络能自动学习判断特征的内在质量。该神经网络能够根据特征的统计特性，评估特征的质量好坏，为模态置信度的计算提供补充信息。</w:t>
+      </w:r>
+    </w:p>
+    <w:p>
+      <w:pPr>
+        <w:spacing w:line="276" w:lineRule="auto"/>
+        <w:ind w:firstLine="420"/>
+      </w:pPr>
+      <w:r>
+        <w:rPr>
+          <w:rFonts w:hint="eastAsia"/>
+        </w:rPr>
+        <w:t>S33 联合特征熵与MLP质量评分，动态调整模态权重：</w:t>
+      </w:r>
+    </w:p>
+    <w:p>
+      <w:pPr>
+        <w:spacing w:line="276" w:lineRule="auto"/>
+        <w:ind w:firstLine="420"/>
+      </w:pPr>
+      <w:r>
+        <w:rPr>
+          <w:rFonts w:hint="eastAsia"/>
+        </w:rPr>
+        <w:t>对特征稳定性得分与特征质量评分进行加权融合（权重λ = 0.6特征稳定性，0.4特征质量），得到最终模态置信度Cm。根据置信度Cm动态调整模态权重，调整公式为</w:t>
+      </w:r>
+      <w:proofErr w:type="spellStart"/>
+      <w:r>
+        <w:rPr>
+          <w:rFonts w:hint="eastAsia"/>
+        </w:rPr>
+        <w:t>Wm_new</w:t>
+      </w:r>
+      <w:proofErr w:type="spellEnd"/>
+      <w:r>
+        <w:rPr>
+          <w:rFonts w:hint="eastAsia"/>
+        </w:rPr>
+        <w:t xml:space="preserve"> = </w:t>
+      </w:r>
+      <w:proofErr w:type="spellStart"/>
+      <w:r>
+        <w:rPr>
+          <w:rFonts w:hint="eastAsia"/>
+        </w:rPr>
+        <w:t>Wm_old</w:t>
+      </w:r>
+      <w:proofErr w:type="spellEnd"/>
+      <w:r>
+        <w:rPr>
+          <w:rFonts w:hint="eastAsia"/>
+        </w:rPr>
+        <w:t xml:space="preserve"> * (Cm / ΣCm)，其中</w:t>
+      </w:r>
+      <w:proofErr w:type="spellStart"/>
+      <w:r>
+        <w:rPr>
+          <w:rFonts w:hint="eastAsia"/>
+        </w:rPr>
+        <w:t>Wm_old</w:t>
+      </w:r>
+      <w:proofErr w:type="spellEnd"/>
+      <w:r>
+        <w:rPr>
+          <w:rFonts w:hint="eastAsia"/>
+        </w:rPr>
+        <w:t>是原始模态权重，ΣCm是所有模态置信度的</w:t>
+      </w:r>
+      <w:proofErr w:type="gramStart"/>
+      <w:r>
+        <w:rPr>
+          <w:rFonts w:hint="eastAsia"/>
+        </w:rPr>
+        <w:t>和</w:t>
+      </w:r>
+      <w:proofErr w:type="gramEnd"/>
+      <w:r>
+        <w:rPr>
+          <w:rFonts w:hint="eastAsia"/>
+        </w:rPr>
+        <w:t>。置信度高的模态权重放大，置信度低的模态权重抑制。对原始模态特征加权，得到“加权优化后的模态特征”（文本、视觉、声学）。如图6所示，通过这种动态调整机制，能够根据不同模态特征的质量和稳定性，自动分配合适的权重，提高多模态融合的效果。</w:t>
+      </w:r>
+    </w:p>
+    <w:p>
+      <w:pPr>
+        <w:spacing w:line="276" w:lineRule="auto"/>
+        <w:ind w:firstLine="420"/>
+      </w:pPr>
+      <w:r>
+        <w:rPr>
+          <w:rFonts w:hint="eastAsia"/>
+        </w:rPr>
+        <w:t>S4 三元组动态跨模态注意力机制设计</w:t>
+      </w:r>
+    </w:p>
+    <w:p>
+      <w:pPr>
+        <w:spacing w:line="276" w:lineRule="auto"/>
+        <w:ind w:firstLine="420"/>
+      </w:pPr>
+      <w:r>
+        <w:rPr>
+          <w:rFonts w:hint="eastAsia"/>
+        </w:rPr>
+        <w:t>S41 线性变换得到Q, K, V</w:t>
+      </w:r>
+    </w:p>
+    <w:p>
+      <w:pPr>
+        <w:spacing w:line="276" w:lineRule="auto"/>
+        <w:ind w:firstLine="420"/>
+      </w:pPr>
+      <w:r>
+        <w:rPr>
+          <w:rFonts w:hint="eastAsia"/>
+        </w:rPr>
+        <w:t>分别对优化后的文本、视觉、声学特征向量进行线性变换，使用可学习的权重矩阵WQ、WK、WV，得到Q（Query，128维，由文本特征变换获得）、K（Key，128维，由视觉特征变换获得）、V（Value，128维，由声学特征变换获得）。这一过程为后续的注意力计算提供了基础，通过线性变换将不同模态的特征映射到合适的空间中。</w:t>
+      </w:r>
+    </w:p>
+    <w:p>
+      <w:pPr>
+        <w:spacing w:line="276" w:lineRule="auto"/>
+        <w:ind w:firstLine="420"/>
+      </w:pPr>
+      <w:r>
+        <w:rPr>
+          <w:rFonts w:hint="eastAsia"/>
+        </w:rPr>
+        <w:t>S42 计算Q与K的点积，获得注意力权重分布</w:t>
+      </w:r>
+    </w:p>
+    <w:p>
+      <w:pPr>
+        <w:spacing w:line="276" w:lineRule="auto"/>
+        <w:ind w:firstLine="420"/>
+      </w:pPr>
+      <w:r>
+        <w:rPr>
+          <w:rFonts w:hint="eastAsia"/>
+        </w:rPr>
+        <w:t>计算Q与K的点积，得到各模态间的相关性得分矩阵（128x128）。对得分矩阵进行缩放（除以√</w:t>
+      </w:r>
+      <w:proofErr w:type="spellStart"/>
+      <w:r>
+        <w:rPr>
+          <w:rFonts w:hint="eastAsia"/>
+        </w:rPr>
+        <w:t>d_k</w:t>
+      </w:r>
+      <w:proofErr w:type="spellEnd"/>
       <w:r>
         <w:rPr>
           <w:rFonts w:hint="eastAsia"/>
         </w:rPr>
         <w:t>，</w:t>
       </w:r>
-      <w:r>
-        <w:rPr>
-          <w:rFonts w:hint="eastAsia"/>
-        </w:rPr>
-        <w:t>输入为</w:t>
-      </w:r>
-      <w:r>
-        <w:t>3通道RGB像素的视频帧。</w:t>
-      </w:r>
-      <w:r>
-        <w:rPr>
-          <w:rFonts w:hint="eastAsia"/>
-        </w:rPr>
-        <w:t>将整个视频片段（大小为</w:t>
-      </w:r>
-      <w:r>
-        <w:t>T×H×W）划分为dT/</w:t>
-      </w:r>
       <w:proofErr w:type="spellStart"/>
       <w:r>
-        <w:t>te</w:t>
+        <w:rPr>
+          <w:rFonts w:hint="eastAsia"/>
+        </w:rPr>
+        <w:t>d_k</w:t>
       </w:r>
       <w:proofErr w:type="spellEnd"/>
       <w:r>
-        <w:t xml:space="preserve"> × </w:t>
+        <w:rPr>
+          <w:rFonts w:hint="eastAsia"/>
+        </w:rPr>
+        <w:t>为K的维度，即128）和归一化（</w:t>
       </w:r>
       <w:proofErr w:type="spellStart"/>
       <w:r>
-        <w:t>dH</w:t>
+        <w:rPr>
+          <w:rFonts w:hint="eastAsia"/>
+        </w:rPr>
+        <w:t>Softmax</w:t>
       </w:r>
       <w:proofErr w:type="spellEnd"/>
       <w:r>
-        <w:t xml:space="preserve">/he × </w:t>
-      </w:r>
-      <w:proofErr w:type="spellStart"/>
-      <w:r>
-        <w:t>dW</w:t>
-      </w:r>
-      <w:proofErr w:type="spellEnd"/>
-      <w:r>
-        <w:t>/we个patch，每个patch包含t × h × w × 3个像素体。</w:t>
-      </w:r>
-      <w:r>
-        <w:rPr>
-          <w:rFonts w:hint="eastAsia"/>
-        </w:rPr>
-        <w:t>对每个</w:t>
-      </w:r>
-      <w:r>
-        <w:t>patch应用线性投影，将像素体映射为d维向量表示。</w:t>
-      </w:r>
-      <w:r>
-        <w:rPr>
-          <w:rFonts w:hint="eastAsia"/>
-        </w:rPr>
-        <w:t>使用特定于视频的可学习嵌入（如时间、水平和垂直位置嵌入）来编码</w:t>
-      </w:r>
-      <w:r>
-        <w:t>patch的位置信息。</w:t>
-      </w:r>
-      <w:r>
-        <w:rPr>
-          <w:rFonts w:hint="eastAsia"/>
-        </w:rPr>
-        <w:t>对于</w:t>
-      </w:r>
-      <w:r>
-        <w:rPr>
-          <w:rFonts w:hint="eastAsia"/>
-        </w:rPr>
-        <w:t>音频模态</w:t>
-      </w:r>
-      <w:r>
-        <w:rPr>
-          <w:rFonts w:hint="eastAsia"/>
-        </w:rPr>
-        <w:t>，</w:t>
-      </w:r>
-      <w:r>
-        <w:rPr>
-          <w:rFonts w:hint="eastAsia"/>
-        </w:rPr>
-        <w:t>输入为</w:t>
-      </w:r>
-      <w:r>
-        <w:t>1维的音频波形，长度为T′。</w:t>
-      </w:r>
-      <w:r>
-        <w:rPr>
-          <w:rFonts w:hint="eastAsia"/>
-        </w:rPr>
-        <w:t>将音频波形划分为</w:t>
-      </w:r>
-      <w:r>
-        <w:t>dT′/</w:t>
-      </w:r>
-      <w:proofErr w:type="spellStart"/>
-      <w:r>
-        <w:t>t′e</w:t>
-      </w:r>
-      <w:proofErr w:type="spellEnd"/>
-      <w:r>
-        <w:t>个段，每个段包含t′个波形幅度。</w:t>
-      </w:r>
-      <w:r>
-        <w:rPr>
-          <w:rFonts w:hint="eastAsia"/>
-        </w:rPr>
-        <w:t>对每个段应用线性投影，将波形幅度映射为</w:t>
-      </w:r>
-      <w:r>
-        <w:t>d维向量表示</w:t>
-      </w:r>
-      <w:r>
-        <w:rPr>
-          <w:rFonts w:hint="eastAsia"/>
-        </w:rPr>
-        <w:t>，</w:t>
-      </w:r>
-      <w:r>
-        <w:rPr>
-          <w:rFonts w:hint="eastAsia"/>
-        </w:rPr>
-        <w:t>使用特定于音频的可学习嵌入来编码每个波形段的位置信息。</w:t>
-      </w:r>
-      <w:r>
-        <w:rPr>
-          <w:rFonts w:hint="eastAsia"/>
-        </w:rPr>
-        <w:t>对于</w:t>
-      </w:r>
-      <w:r>
-        <w:rPr>
-          <w:rFonts w:hint="eastAsia"/>
-        </w:rPr>
-        <w:t>文本模态</w:t>
-      </w:r>
-      <w:r>
-        <w:rPr>
-          <w:rFonts w:hint="eastAsia"/>
-        </w:rPr>
-        <w:t>，</w:t>
-      </w:r>
-      <w:r>
-        <w:rPr>
-          <w:rFonts w:hint="eastAsia"/>
-        </w:rPr>
-        <w:t>输入为文本序列，首先构建一个词汇表，大小为</w:t>
-      </w:r>
-      <w:r>
-        <w:t>v。</w:t>
-      </w:r>
-      <w:r>
-        <w:rPr>
-          <w:rFonts w:hint="eastAsia"/>
-        </w:rPr>
-        <w:t>将每个单词映射为</w:t>
-      </w:r>
-      <w:r>
-        <w:t>v维的一热向量，然后通过线性投影将一热向量映射为d维向量表示。</w:t>
-      </w:r>
-    </w:p>
-    <w:p>
-      <w:pPr>
-        <w:spacing w:line="276" w:lineRule="auto"/>
-        <w:rPr>
-          <w:rFonts w:hint="eastAsia"/>
-        </w:rPr>
+        <w:rPr>
+          <w:rFonts w:hint="eastAsia"/>
+        </w:rPr>
+        <w:t>函数），获得注意力权重分布矩阵，表征文本与视觉之间的依赖强度。如图7所示，注意力权重分布矩阵能够反映出不同模态特征之间的关联程度，为后续的特征融合提供权重信息。</w:t>
+      </w:r>
+    </w:p>
+    <w:p>
+      <w:pPr>
+        <w:spacing w:line="276" w:lineRule="auto"/>
+        <w:ind w:firstLine="420"/>
+      </w:pPr>
+      <w:r>
+        <w:rPr>
+          <w:rFonts w:hint="eastAsia"/>
+        </w:rPr>
+        <w:t>S43 注意力加权与特征融合</w:t>
+      </w:r>
+    </w:p>
+    <w:p>
+      <w:pPr>
+        <w:spacing w:line="276" w:lineRule="auto"/>
+        <w:ind w:firstLine="420"/>
+      </w:pPr>
+      <w:r>
+        <w:rPr>
+          <w:rFonts w:hint="eastAsia"/>
+        </w:rPr>
+        <w:t>用注意力权重分布矩阵对V（声学特征）进行加权求和，得到融合后的特征向量（128维）。融合特征能动态关注和整合文本、视觉、声学间的相关信息。具体地，对V的每个维度，计算其与所有注意力权重的加权</w:t>
+      </w:r>
+      <w:proofErr w:type="gramStart"/>
+      <w:r>
+        <w:rPr>
+          <w:rFonts w:hint="eastAsia"/>
+        </w:rPr>
+        <w:t>和</w:t>
+      </w:r>
+      <w:proofErr w:type="gramEnd"/>
+      <w:r>
+        <w:rPr>
+          <w:rFonts w:hint="eastAsia"/>
+        </w:rPr>
+        <w:t>。引入残差连接，保留文本与视觉的原始交互模式，防止注意力机制丢失重要细节。残差连接项为文本特征与视觉特征的哈达</w:t>
+      </w:r>
+      <w:proofErr w:type="gramStart"/>
+      <w:r>
+        <w:rPr>
+          <w:rFonts w:hint="eastAsia"/>
+        </w:rPr>
+        <w:t>玛</w:t>
+      </w:r>
+      <w:proofErr w:type="gramEnd"/>
+      <w:r>
+        <w:rPr>
+          <w:rFonts w:hint="eastAsia"/>
+        </w:rPr>
+        <w:t>积（对应元素相乘），乘以一个可学习的缩放系数（</w:t>
+      </w:r>
+      <w:proofErr w:type="gramStart"/>
+      <w:r>
+        <w:rPr>
+          <w:rFonts w:hint="eastAsia"/>
+        </w:rPr>
+        <w:t>初设置</w:t>
+      </w:r>
+      <w:proofErr w:type="gramEnd"/>
+      <w:r>
+        <w:rPr>
+          <w:rFonts w:hint="eastAsia"/>
+        </w:rPr>
+        <w:t>为0.3）。通过这种注意力加权和残差连接的方式，实现了多模态特征的有效融合，提高了特征的表达能力。</w:t>
+      </w:r>
+    </w:p>
+    <w:p>
+      <w:pPr>
+        <w:spacing w:line="276" w:lineRule="auto"/>
+        <w:ind w:firstLine="420"/>
+      </w:pPr>
+      <w:r>
+        <w:rPr>
+          <w:rFonts w:hint="eastAsia"/>
+        </w:rPr>
+        <w:t>S44 多模态输出与下游任务适配</w:t>
+      </w:r>
+    </w:p>
+    <w:p>
+      <w:pPr>
+        <w:spacing w:line="276" w:lineRule="auto"/>
+        <w:ind w:firstLine="420"/>
+      </w:pPr>
+      <w:r>
+        <w:rPr>
+          <w:rFonts w:hint="eastAsia"/>
+        </w:rPr>
+        <w:t>将融合后的特征输入至分类器（如SVM，核函数选择RBF，参数C和gamma通过网格搜索优化）或回归模型（如线性回归，添加L2正则</w:t>
+      </w:r>
+      <w:proofErr w:type="gramStart"/>
+      <w:r>
+        <w:rPr>
+          <w:rFonts w:hint="eastAsia"/>
+        </w:rPr>
+        <w:t>化项防止</w:t>
+      </w:r>
+      <w:proofErr w:type="gramEnd"/>
+      <w:r>
+        <w:rPr>
+          <w:rFonts w:hint="eastAsia"/>
+        </w:rPr>
+        <w:t>过拟合），用于具体任务（如异常行为检测、目标分类等）。通过端到</w:t>
+      </w:r>
+      <w:proofErr w:type="gramStart"/>
+      <w:r>
+        <w:rPr>
+          <w:rFonts w:hint="eastAsia"/>
+        </w:rPr>
+        <w:t>端训练</w:t>
+      </w:r>
+      <w:proofErr w:type="gramEnd"/>
+      <w:r>
+        <w:rPr>
+          <w:rFonts w:hint="eastAsia"/>
+        </w:rPr>
+        <w:t>优化整个模型参数，包括特征提取、转换、融合以及下游任务模型的参数。训练过程中，使用交叉验证方法评估模型性能，选择最优模型参数。如图7所示，最终的多模态输出能够适应不同的下游任务，为</w:t>
+      </w:r>
+      <w:proofErr w:type="gramStart"/>
+      <w:r>
+        <w:rPr>
+          <w:rFonts w:hint="eastAsia"/>
+        </w:rPr>
+        <w:t>低空物</w:t>
+      </w:r>
+      <w:proofErr w:type="gramEnd"/>
+      <w:r>
+        <w:rPr>
+          <w:rFonts w:hint="eastAsia"/>
+        </w:rPr>
+        <w:t>联网的应用提供有力的支持。</w:t>
+      </w:r>
+    </w:p>
+    <w:p>
+      <w:pPr>
+        <w:spacing w:line="276" w:lineRule="auto"/>
+        <w:ind w:firstLine="420"/>
+      </w:pPr>
+      <w:r>
+        <w:rPr>
+          <w:rFonts w:hint="eastAsia"/>
+        </w:rPr>
+        <w:t>以上所述仅为本发明的较佳实施例而已，并不用以限制本发明，凡在本发明的精神和原则之内所作的任何修改、等同替换和改进等，均应包含在本发明的保护范围之内。</w:t>
+      </w:r>
+    </w:p>
+    <w:p>
+      <w:pPr>
+        <w:spacing w:line="276" w:lineRule="auto"/>
+        <w:ind w:firstLine="420"/>
+      </w:pPr>
+    </w:p>
+    <w:p>
+      <w:pPr>
+        <w:spacing w:line="276" w:lineRule="auto"/>
       </w:pPr>
       <w:r>
         <w:tab/>
@@ -5230,7 +5676,6 @@
       <w:pPr>
         <w:spacing w:line="276" w:lineRule="auto"/>
         <w:rPr>
-          <w:rFonts w:hint="eastAsia"/>
           <w:b/>
           <w:bCs/>
           <w:sz w:val="22"/>
@@ -5286,7 +5731,6 @@
       <w:pPr>
         <w:spacing w:line="276" w:lineRule="auto"/>
         <w:rPr>
-          <w:rFonts w:hint="eastAsia"/>
           <w:b/>
           <w:bCs/>
           <w:sz w:val="22"/>
@@ -5300,9 +5744,12 @@
         <w:jc w:val="center"/>
       </w:pPr>
       <w:r>
+        <w:rPr>
+          <w:noProof/>
+        </w:rPr>
         <w:drawing>
-          <wp:inline distT="0" distB="0" distL="0" distR="0" wp14:anchorId="3C5E00F4" wp14:editId="66D03B7E">
-            <wp:extent cx="4267200" cy="2275908"/>
+          <wp:inline distT="0" distB="0" distL="0" distR="0" wp14:anchorId="4713998D" wp14:editId="55F68353">
+            <wp:extent cx="4267200" cy="2275840"/>
             <wp:effectExtent l="0" t="0" r="0" b="0"/>
             <wp:docPr id="2" name="图片 2"/>
             <wp:cNvGraphicFramePr>
@@ -5312,8 +5759,10 @@
               <a:graphicData uri="http://schemas.openxmlformats.org/drawingml/2006/picture">
                 <pic:pic xmlns:pic="http://schemas.openxmlformats.org/drawingml/2006/picture">
                   <pic:nvPicPr>
-                    <pic:cNvPr id="1" name=""/>
-                    <pic:cNvPicPr/>
+                    <pic:cNvPr id="2" name="图片 2"/>
+                    <pic:cNvPicPr>
+                      <a:picLocks noChangeAspect="1"/>
+                    </pic:cNvPicPr>
                   </pic:nvPicPr>
                   <pic:blipFill>
                     <a:blip r:embed="rId6"/>
@@ -5366,9 +5815,11 @@
         <w:jc w:val="center"/>
       </w:pPr>
       <w:r>
-        <w:lastRenderedPageBreak/>
+        <w:rPr>
+          <w:noProof/>
+        </w:rPr>
         <w:drawing>
-          <wp:inline distT="0" distB="0" distL="0" distR="0" wp14:anchorId="03366C6B" wp14:editId="110AA980">
+          <wp:inline distT="0" distB="0" distL="0" distR="0" wp14:anchorId="6D18DD78" wp14:editId="6DF52805">
             <wp:extent cx="5274310" cy="1658620"/>
             <wp:effectExtent l="0" t="0" r="0" b="0"/>
             <wp:docPr id="3" name="图片 3"/>
@@ -5379,8 +5830,10 @@
               <a:graphicData uri="http://schemas.openxmlformats.org/drawingml/2006/picture">
                 <pic:pic xmlns:pic="http://schemas.openxmlformats.org/drawingml/2006/picture">
                   <pic:nvPicPr>
-                    <pic:cNvPr id="1" name=""/>
-                    <pic:cNvPicPr/>
+                    <pic:cNvPr id="3" name="图片 3"/>
+                    <pic:cNvPicPr>
+                      <a:picLocks noChangeAspect="1"/>
+                    </pic:cNvPicPr>
                   </pic:nvPicPr>
                   <pic:blipFill>
                     <a:blip r:embed="rId7"/>
@@ -5432,9 +5885,6 @@
     <w:p>
       <w:pPr>
         <w:spacing w:line="276" w:lineRule="auto"/>
-        <w:rPr>
-          <w:rFonts w:hint="eastAsia"/>
-        </w:rPr>
       </w:pPr>
     </w:p>
     <w:p>
@@ -5443,9 +5893,13 @@
         <w:jc w:val="center"/>
       </w:pPr>
       <w:r>
+        <w:rPr>
+          <w:noProof/>
+        </w:rPr>
+        <w:lastRenderedPageBreak/>
         <w:drawing>
-          <wp:inline distT="0" distB="0" distL="0" distR="0" wp14:anchorId="57D8E9AA" wp14:editId="472BA60D">
-            <wp:extent cx="4000500" cy="3709590"/>
+          <wp:inline distT="0" distB="0" distL="0" distR="0" wp14:anchorId="710D4984" wp14:editId="25CA36FB">
+            <wp:extent cx="4000500" cy="3709035"/>
             <wp:effectExtent l="0" t="0" r="0" b="0"/>
             <wp:docPr id="1" name="图片 1"/>
             <wp:cNvGraphicFramePr>
@@ -5455,8 +5909,10 @@
               <a:graphicData uri="http://schemas.openxmlformats.org/drawingml/2006/picture">
                 <pic:pic xmlns:pic="http://schemas.openxmlformats.org/drawingml/2006/picture">
                   <pic:nvPicPr>
-                    <pic:cNvPr id="1" name=""/>
-                    <pic:cNvPicPr/>
+                    <pic:cNvPr id="1" name="图片 1"/>
+                    <pic:cNvPicPr>
+                      <a:picLocks noChangeAspect="1"/>
+                    </pic:cNvPicPr>
                   </pic:nvPicPr>
                   <pic:blipFill>
                     <a:blip r:embed="rId8"/>
@@ -5513,9 +5969,6 @@
     <w:p>
       <w:pPr>
         <w:spacing w:line="276" w:lineRule="auto"/>
-        <w:rPr>
-          <w:rFonts w:hint="eastAsia"/>
-        </w:rPr>
       </w:pPr>
     </w:p>
     <w:p>
@@ -5524,9 +5977,11 @@
         <w:jc w:val="center"/>
       </w:pPr>
       <w:r>
-        <w:lastRenderedPageBreak/>
+        <w:rPr>
+          <w:noProof/>
+        </w:rPr>
         <w:drawing>
-          <wp:inline distT="0" distB="0" distL="0" distR="0" wp14:anchorId="786A2088" wp14:editId="03D77EAA">
+          <wp:inline distT="0" distB="0" distL="0" distR="0" wp14:anchorId="59ABEF8F" wp14:editId="34121984">
             <wp:extent cx="5274310" cy="3266440"/>
             <wp:effectExtent l="0" t="0" r="0" b="0"/>
             <wp:docPr id="4" name="图片 4"/>
@@ -5537,8 +5992,10 @@
               <a:graphicData uri="http://schemas.openxmlformats.org/drawingml/2006/picture">
                 <pic:pic xmlns:pic="http://schemas.openxmlformats.org/drawingml/2006/picture">
                   <pic:nvPicPr>
-                    <pic:cNvPr id="1" name=""/>
-                    <pic:cNvPicPr/>
+                    <pic:cNvPr id="4" name="图片 4"/>
+                    <pic:cNvPicPr>
+                      <a:picLocks noChangeAspect="1"/>
+                    </pic:cNvPicPr>
                   </pic:nvPicPr>
                   <pic:blipFill>
                     <a:blip r:embed="rId9"/>
@@ -5592,8 +6049,12 @@
         <w:jc w:val="center"/>
       </w:pPr>
       <w:r>
+        <w:rPr>
+          <w:noProof/>
+        </w:rPr>
+        <w:lastRenderedPageBreak/>
         <w:drawing>
-          <wp:inline distT="0" distB="0" distL="0" distR="0" wp14:anchorId="63658097" wp14:editId="0D37D692">
+          <wp:inline distT="0" distB="0" distL="0" distR="0" wp14:anchorId="3569AB41" wp14:editId="31DBAF56">
             <wp:extent cx="5274310" cy="2506980"/>
             <wp:effectExtent l="0" t="0" r="0" b="0"/>
             <wp:docPr id="5" name="图片 5"/>
@@ -5604,8 +6065,10 @@
               <a:graphicData uri="http://schemas.openxmlformats.org/drawingml/2006/picture">
                 <pic:pic xmlns:pic="http://schemas.openxmlformats.org/drawingml/2006/picture">
                   <pic:nvPicPr>
-                    <pic:cNvPr id="1" name=""/>
-                    <pic:cNvPicPr/>
+                    <pic:cNvPr id="5" name="图片 5"/>
+                    <pic:cNvPicPr>
+                      <a:picLocks noChangeAspect="1"/>
+                    </pic:cNvPicPr>
                   </pic:nvPicPr>
                   <pic:blipFill>
                     <a:blip r:embed="rId10"/>
@@ -5657,9 +6120,11 @@
     <w:p/>
     <w:p>
       <w:r>
-        <w:lastRenderedPageBreak/>
+        <w:rPr>
+          <w:noProof/>
+        </w:rPr>
         <w:drawing>
-          <wp:inline distT="0" distB="0" distL="0" distR="0" wp14:anchorId="3E403B91" wp14:editId="75C87BAF">
+          <wp:inline distT="0" distB="0" distL="0" distR="0" wp14:anchorId="53E23E19" wp14:editId="29752657">
             <wp:extent cx="5274310" cy="3601085"/>
             <wp:effectExtent l="0" t="0" r="0" b="0"/>
             <wp:docPr id="10" name="图片 10"/>
@@ -5670,8 +6135,10 @@
               <a:graphicData uri="http://schemas.openxmlformats.org/drawingml/2006/picture">
                 <pic:pic xmlns:pic="http://schemas.openxmlformats.org/drawingml/2006/picture">
                   <pic:nvPicPr>
-                    <pic:cNvPr id="1" name=""/>
-                    <pic:cNvPicPr/>
+                    <pic:cNvPr id="10" name="图片 10"/>
+                    <pic:cNvPicPr>
+                      <a:picLocks noChangeAspect="1"/>
+                    </pic:cNvPicPr>
                   </pic:nvPicPr>
                   <pic:blipFill>
                     <a:blip r:embed="rId11"/>
@@ -5720,20 +6187,18 @@
       </w:r>
     </w:p>
     <w:p/>
-    <w:p>
-      <w:pPr>
-        <w:rPr>
-          <w:rFonts w:hint="eastAsia"/>
-        </w:rPr>
-      </w:pPr>
-    </w:p>
+    <w:p/>
     <w:p>
       <w:pPr>
         <w:jc w:val="center"/>
       </w:pPr>
       <w:r>
+        <w:rPr>
+          <w:noProof/>
+        </w:rPr>
+        <w:lastRenderedPageBreak/>
         <w:drawing>
-          <wp:inline distT="0" distB="0" distL="0" distR="0" wp14:anchorId="7B970673" wp14:editId="13782977">
+          <wp:inline distT="0" distB="0" distL="0" distR="0" wp14:anchorId="0E4CA89B" wp14:editId="2DED0359">
             <wp:extent cx="5274310" cy="3355340"/>
             <wp:effectExtent l="0" t="0" r="0" b="0"/>
             <wp:docPr id="9" name="图片 9"/>
@@ -5744,8 +6209,10 @@
               <a:graphicData uri="http://schemas.openxmlformats.org/drawingml/2006/picture">
                 <pic:pic xmlns:pic="http://schemas.openxmlformats.org/drawingml/2006/picture">
                   <pic:nvPicPr>
-                    <pic:cNvPr id="1" name=""/>
-                    <pic:cNvPicPr/>
+                    <pic:cNvPr id="9" name="图片 9"/>
+                    <pic:cNvPicPr>
+                      <a:picLocks noChangeAspect="1"/>
+                    </pic:cNvPicPr>
                   </pic:nvPicPr>
                   <pic:blipFill>
                     <a:blip r:embed="rId12"/>
@@ -5793,20 +6260,9 @@
         <w:t>7</w:t>
       </w:r>
     </w:p>
-    <w:p>
-      <w:pPr>
-        <w:rPr>
-          <w:rFonts w:hint="eastAsia"/>
-        </w:rPr>
-      </w:pPr>
-    </w:p>
-    <w:p>
-      <w:pPr>
-        <w:rPr>
-          <w:rFonts w:hint="eastAsia"/>
-        </w:rPr>
-      </w:pPr>
-    </w:p>
+    <w:p/>
+    <w:p/>
+    <w:p/>
     <w:sectPr>
       <w:pgSz w:w="11906" w:h="16838"/>
       <w:pgMar w:top="1440" w:right="1800" w:bottom="1440" w:left="1800" w:header="851" w:footer="992" w:gutter="0"/>
@@ -6370,6 +6826,7 @@
   <w:style w:type="paragraph" w:default="1" w:styleId="a">
     <w:name w:val="Normal"/>
     <w:qFormat/>
+    <w:rsid w:val="003208E9"/>
     <w:pPr>
       <w:widowControl w:val="0"/>
       <w:jc w:val="both"/>
